--- a/src/Tests/Inputs/business/05/input.docx
+++ b/src/Tests/Inputs/business/05/input.docx
@@ -1,6 +1,6 @@
 
 <file path=word/document.xml><?xml version="1.0" encoding="utf-8"?>
-<w:document xmlns:wpc="http://schemas.microsoft.com/office/word/2010/wordprocessingCanvas" xmlns:cx="http://schemas.microsoft.com/office/drawing/2014/chartex" xmlns:cx1="http://schemas.microsoft.com/office/drawing/2015/9/8/chartex" xmlns:cx2="http://schemas.microsoft.com/office/drawing/2015/10/21/chartex" xmlns:cx3="http://schemas.microsoft.com/office/drawing/2016/5/9/chartex" xmlns:cx4="http://schemas.microsoft.com/office/drawing/2016/5/10/chartex" xmlns:cx5="http://schemas.microsoft.com/office/drawing/2016/5/11/chartex" xmlns:cx6="http://schemas.microsoft.com/office/drawing/2016/5/12/chartex" xmlns:cx7="http://schemas.microsoft.com/office/drawing/2016/5/13/chartex" xmlns:cx8="http://schemas.microsoft.com/office/drawing/2016/5/14/chartex" xmlns:mc="http://schemas.openxmlformats.org/markup-compatibility/2006" xmlns:aink="http://schemas.microsoft.com/office/drawing/2016/ink" xmlns:am3d="http://schemas.microsoft.com/office/drawing/2017/model3d" xmlns:o="urn:schemas-microsoft-com:office:office" xmlns:r="http://schemas.openxmlformats.org/officeDocument/2006/relationships" xmlns:m="http://schemas.openxmlformats.org/officeDocument/2006/math" xmlns:v="urn:schemas-microsoft-com:vml" xmlns:wp14="http://schemas.microsoft.com/office/word/2010/wordprocessingDrawing" xmlns:wp="http://schemas.openxmlformats.org/drawingml/2006/wordprocessingDrawing" xmlns:w10="urn:schemas-microsoft-com:office:word" xmlns:w="http://schemas.openxmlformats.org/wordprocessingml/2006/main" xmlns:w14="http://schemas.microsoft.com/office/word/2010/wordml" xmlns:w15="http://schemas.microsoft.com/office/word/2012/wordml" xmlns:w16cid="http://schemas.microsoft.com/office/word/2016/wordml/cid" xmlns:w16se="http://schemas.microsoft.com/office/word/2015/wordml/symex" xmlns:wpg="http://schemas.microsoft.com/office/word/2010/wordprocessingGroup" xmlns:wpi="http://schemas.microsoft.com/office/word/2010/wordprocessingInk" xmlns:wne="http://schemas.microsoft.com/office/word/2006/wordml" xmlns:wps="http://schemas.microsoft.com/office/word/2010/wordprocessingShape" mc:Ignorable="w14 w15 w16se w16cid wp14">
+<w:document xmlns:a="http://schemas.openxmlformats.org/drawingml/2006/main" xmlns:adec="http://schemas.microsoft.com/office/drawing/2017/decorative" xmlns:wpc="http://schemas.microsoft.com/office/word/2010/wordprocessingCanvas" xmlns:cx="http://schemas.microsoft.com/office/drawing/2014/chartex" xmlns:cx1="http://schemas.microsoft.com/office/drawing/2015/9/8/chartex" xmlns:cx2="http://schemas.microsoft.com/office/drawing/2015/10/21/chartex" xmlns:cx3="http://schemas.microsoft.com/office/drawing/2016/5/9/chartex" xmlns:cx4="http://schemas.microsoft.com/office/drawing/2016/5/10/chartex" xmlns:cx5="http://schemas.microsoft.com/office/drawing/2016/5/11/chartex" xmlns:cx6="http://schemas.microsoft.com/office/drawing/2016/5/12/chartex" xmlns:cx7="http://schemas.microsoft.com/office/drawing/2016/5/13/chartex" xmlns:cx8="http://schemas.microsoft.com/office/drawing/2016/5/14/chartex" xmlns:mc="http://schemas.openxmlformats.org/markup-compatibility/2006" xmlns:aink="http://schemas.microsoft.com/office/drawing/2016/ink" xmlns:am3d="http://schemas.microsoft.com/office/drawing/2017/model3d" xmlns:o="urn:schemas-microsoft-com:office:office" xmlns:r="http://schemas.openxmlformats.org/officeDocument/2006/relationships" xmlns:m="http://schemas.openxmlformats.org/officeDocument/2006/math" xmlns:v="urn:schemas-microsoft-com:vml" xmlns:wp14="http://schemas.microsoft.com/office/word/2010/wordprocessingDrawing" xmlns:wp="http://schemas.openxmlformats.org/drawingml/2006/wordprocessingDrawing" xmlns:w10="urn:schemas-microsoft-com:office:word" xmlns:w="http://schemas.openxmlformats.org/wordprocessingml/2006/main" xmlns:w14="http://schemas.microsoft.com/office/word/2010/wordml" xmlns:w15="http://schemas.microsoft.com/office/word/2012/wordml" xmlns:w16cid="http://schemas.microsoft.com/office/word/2016/wordml/cid" xmlns:w16se="http://schemas.microsoft.com/office/word/2015/wordml/symex" xmlns:wpg="http://schemas.microsoft.com/office/word/2010/wordprocessingGroup" xmlns:wpi="http://schemas.microsoft.com/office/word/2010/wordprocessingInk" xmlns:wne="http://schemas.microsoft.com/office/word/2006/wordml" xmlns:wps="http://schemas.microsoft.com/office/word/2010/wordprocessingShape" mc:Ignorable="w14 w15 w16se w16cid wp14">
   <w:body>
     <w:tbl>
       <w:tblPr>
@@ -20,7 +20,7 @@
       </w:tblGrid>
       <w:tr>
         <w:trPr>
-          <w:trHeight w:hRule="exact" w:val="446"/>
+          <w:trHeight w:val="446" w:hRule="exact"/>
         </w:trPr>
         <w:tc>
           <w:tcPr>
@@ -34,7 +34,7 @@
               <mc:AlternateContent>
                 <mc:Choice Requires="wpg">
                   <w:drawing>
-                    <wp:anchor distT="0" distB="0" distL="114300" distR="114300" simplePos="0" relativeHeight="251663360" behindDoc="1" locked="1" layoutInCell="1" allowOverlap="1" wp14:anchorId="5982F42F" wp14:editId="7563E4AD">
+                    <wp:anchor distT="0" distB="0" distL="114300" distR="114300" simplePos="0" relativeHeight="251663360" behindDoc="1" locked="1" layoutInCell="1" allowOverlap="1" wp14:editId="7563E4AD" wp14:anchorId="5982F42F">
                       <wp:simplePos x="0" y="0"/>
                       <wp:positionH relativeFrom="margin">
                         <wp:align>left</wp:align>
@@ -1597,63 +1597,63 @@
                 </mc:Choice>
                 <mc:Fallback>
                   <w:pict>
-                    <v:group w14:anchorId="2D37F84E" id="Group 2" o:spid="_x0000_s1026" style="position:absolute;margin-left:0;margin-top:0;width:8in;height:756pt;z-index:-251653120;mso-position-horizontal:left;mso-position-horizontal-relative:margin;mso-position-vertical:top;mso-position-vertical-relative:margin" coordsize="78878,101413" o:gfxdata="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">
-                      <v:group id="Group 28" o:spid="_x0000_s1027" style="position:absolute;left:48768;width:30110;height:24028" coordsize="71058,56711" o:gfxdata="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">
-                        <v:shape id="Freeform: Shape 31" o:spid="_x0000_s1028" style="position:absolute;left:41020;top:27799;width:16179;height:15163;visibility:visible;mso-wrap-style:square;v-text-anchor:middle" coordsize="1516351,1516351" o:gfxdata="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" path="m975520,75818v262834,,485232,212289,485232,485232l1460752,1460752r-1384934,l75818,75818r899702,xe" fillcolor="#fcd3a4 [1301]" stroked="f">
+                    <v:group id="Group 2" style="position:absolute;margin-left:0;margin-top:0;width:8in;height:756pt;z-index:-251653120;mso-position-horizontal:left;mso-position-horizontal-relative:margin;mso-position-vertical:top;mso-position-vertical-relative:margin" coordsize="78878,101413" o:spid="_x0000_s1026" o:gfxdata="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" w14:anchorId="2D37F84E">
+                      <v:group id="Group 28" style="position:absolute;left:48768;width:30110;height:24028" coordsize="71058,56711" o:spid="_x0000_s1027" o:gfxdata="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">
+                        <v:shape id="Freeform: Shape 31" style="position:absolute;left:41020;top:27799;width:16179;height:15163;visibility:visible;mso-wrap-style:square;v-text-anchor:middle" coordsize="1516351,1516351" o:spid="_x0000_s1028" fillcolor="#fcd3a4 [1301]" stroked="f" path="m975520,75818v262834,,485232,212289,485232,485232l1460752,1460752r-1384934,l75818,75818r899702,xe" o:gfxdata="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">
                           <v:stroke joinstyle="miter"/>
                           <v:path arrowok="t" o:connecttype="custom" o:connectlocs="1040876,75818;1558616,561050;1558616,1460753;80897,1460753;80897,75818;1040876,75818" o:connectangles="0,0,0,0,0,0"/>
                         </v:shape>
-                        <v:shape id="Freeform: Shape 64" o:spid="_x0000_s1029" style="position:absolute;left:24008;top:758;width:46300;height:46501;visibility:visible;mso-wrap-style:square;v-text-anchor:middle" coordsize="4629928,4650147" o:gfxdata="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" path="m,l4619819,r10109,l4629928,4650147v,-272944,-222399,-485233,-485233,-485233l3255102,4164914r,-899702c3255102,2992269,3032704,2779979,2769869,2779979r-899702,l1870167,3558373r-10107,-5680l1860060,4154805r-899703,c697522,4154805,475124,3942516,475124,3669573r,-899703l485232,2769870r,-2284638c485232,212289,262834,,,xe" fillcolor="#9c6a6a [3209]" stroked="f">
+                        <v:shape id="Freeform: Shape 64" style="position:absolute;left:24008;top:758;width:46300;height:46501;visibility:visible;mso-wrap-style:square;v-text-anchor:middle" coordsize="4629928,4650147" o:spid="_x0000_s1029" fillcolor="#9c6a6a [3209]" stroked="f" path="m,l4619819,r10109,l4629928,4650147v,-272944,-222399,-485233,-485233,-485233l3255102,4164914r,-899702c3255102,2992269,3032704,2779979,2769869,2779979r-899702,l1870167,3558373r-10107,-5680l1860060,4154805r-899703,c697522,4154805,475124,3942516,475124,3669573r,-899703l485232,2769870r,-2284638c485232,212289,262834,,,xe" o:gfxdata="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">
                           <v:stroke joinstyle="miter"/>
                           <v:path arrowok="t" o:connecttype="custom" o:connectlocs="0,0;4619819,0;4629928,0;4629928,4650147;4144695,4164914;3255102,4164914;3255102,3265212;2769869,2779979;1870167,2779979;1870167,3558373;1860060,3552693;1860060,4154805;960357,4154805;475124,3669573;475124,2769870;485232,2769870;485232,485232;0,0" o:connectangles="0,0,0,0,0,0,0,0,0,0,0,0,0,0,0,0,0,0"/>
                         </v:shape>
-                        <v:shape id="Freeform: Shape 65" o:spid="_x0000_s1030" style="position:absolute;left:55895;top:41548;width:15163;height:15163;visibility:visible;mso-wrap-style:square;v-text-anchor:middle" coordsize="1516351,1516351" o:gfxdata="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" path="m975520,75818r-899702,l75818,1491079r1384935,l1460753,550941c1450643,298216,1238354,75818,975520,75818xe" fillcolor="#ce8d3e [3206]" stroked="f">
+                        <v:shape id="Freeform: Shape 65" style="position:absolute;left:55895;top:41548;width:15163;height:15163;visibility:visible;mso-wrap-style:square;v-text-anchor:middle" coordsize="1516351,1516351" o:spid="_x0000_s1030" fillcolor="#ce8d3e [3206]" stroked="f" path="m975520,75818r-899702,l75818,1491079r1384935,l1460753,550941c1450643,298216,1238354,75818,975520,75818xe" o:gfxdata="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">
                           <v:stroke joinstyle="miter"/>
                           <v:path arrowok="t" o:connecttype="custom" o:connectlocs="975521,75818;75818,75818;75818,1491080;1460754,1491080;1460754,550941;975521,75818" o:connectangles="0,0,0,0,0,0"/>
                         </v:shape>
-                        <v:shape id="Freeform: Shape 66" o:spid="_x0000_s1031" style="position:absolute;left:41020;top:41547;width:16179;height:15163;visibility:visible;mso-wrap-style:square;v-text-anchor:middle" coordsize="1516351,1516351" o:gfxdata="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" path="m1460752,75818r-1384934,l75818,1015956v,262834,212289,485233,485232,485233l1460752,1501189r,-1425371xe" fillcolor="#f8931d [3205]" stroked="f">
+                        <v:shape id="Freeform: Shape 66" style="position:absolute;left:41020;top:41547;width:16179;height:15163;visibility:visible;mso-wrap-style:square;v-text-anchor:middle" coordsize="1516351,1516351" o:spid="_x0000_s1031" fillcolor="#f8931d [3205]" stroked="f" path="m1460752,75818r-1384934,l75818,1015956v,262834,212289,485233,485232,485233l1460752,1501189r,-1425371xe" o:gfxdata="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">
                           <v:stroke joinstyle="miter"/>
                           <v:path arrowok="t" o:connecttype="custom" o:connectlocs="1558616,75818;80897,75818;80897,1015957;598638,1501190;1558616,1501190;1558616,75818" o:connectangles="0,0,0,0,0,0"/>
                         </v:shape>
-                        <v:shape id="Freeform: Shape 67" o:spid="_x0000_s1032" style="position:absolute;left:14152;width:15164;height:29316;visibility:visible;mso-wrap-style:square;v-text-anchor:middle" coordsize="1516351,2931613" o:gfxdata="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" path="m985629,75818r-909811,l75818,2370564v,262834,212289,485232,485232,485232l1460753,2855796r,-2294746c1460753,288107,1248463,75818,985629,75818xe" fillcolor="#ce8d3e [3206]" stroked="f">
+                        <v:shape id="Freeform: Shape 67" style="position:absolute;left:14152;width:15164;height:29316;visibility:visible;mso-wrap-style:square;v-text-anchor:middle" coordsize="1516351,2931613" o:spid="_x0000_s1032" fillcolor="#ce8d3e [3206]" stroked="f" path="m985629,75818r-909811,l75818,2370564v,262834,212289,485232,485232,485232l1460753,2855796r,-2294746c1460753,288107,1248463,75818,985629,75818xe" o:gfxdata="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">
                           <v:stroke joinstyle="miter"/>
                           <v:path arrowok="t" o:connecttype="custom" o:connectlocs="985630,75818;75818,75818;75818,2370565;561050,2855797;1460754,2855797;1460754,561050;985630,75818" o:connectangles="0,0,0,0,0,0,0"/>
                         </v:shape>
-                        <v:shape id="Freeform: Shape 69" o:spid="_x0000_s1033" style="position:absolute;width:15163;height:15163;visibility:visible;mso-wrap-style:square;v-text-anchor:middle" coordsize="1516351,1516351" o:gfxdata="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" path="m75818,985629r,-909811l1491079,75818r,1395043l561050,1470861v-272943,,-485232,-212289,-485232,-485232xe" fillcolor="#9c6a6a [3209]" stroked="f">
+                        <v:shape id="Freeform: Shape 69" style="position:absolute;width:15163;height:15163;visibility:visible;mso-wrap-style:square;v-text-anchor:middle" coordsize="1516351,1516351" o:spid="_x0000_s1033" fillcolor="#9c6a6a [3209]" stroked="f" path="m75818,985629r,-909811l1491079,75818r,1395043l561050,1470861v-272943,,-485232,-212289,-485232,-485232xe" o:gfxdata="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">
                           <v:stroke joinstyle="miter"/>
                           <v:path arrowok="t" o:connecttype="custom" o:connectlocs="75818,985630;75818,75818;1491080,75818;1491080,1470862;561050,1470862;75818,985630" o:connectangles="0,0,0,0,0,0"/>
                         </v:shape>
-                        <v:shape id="Freeform: Shape 70" o:spid="_x0000_s1034" style="position:absolute;left:14152;top:13950;width:15164;height:15163;visibility:visible;mso-wrap-style:square;v-text-anchor:middle" coordsize="1516351,1516351" o:gfxdata="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" path="m1460753,75818r-1384935,l75818,975520v,262834,212289,485232,485232,485232l1460753,1460752r,-1384934xe" fillcolor="#f8931d [3205]" stroked="f">
+                        <v:shape id="Freeform: Shape 70" style="position:absolute;left:14152;top:13950;width:15164;height:15163;visibility:visible;mso-wrap-style:square;v-text-anchor:middle" coordsize="1516351,1516351" o:spid="_x0000_s1034" fillcolor="#f8931d [3205]" stroked="f" path="m1460753,75818r-1384935,l75818,975520v,262834,212289,485232,485232,485232l1460753,1460752r,-1384934xe" o:gfxdata="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">
                           <v:stroke joinstyle="miter"/>
                           <v:path arrowok="t" o:connecttype="custom" o:connectlocs="1460754,75818;75818,75818;75818,975521;561050,1460753;1460754,1460753;1460754,75818" o:connectangles="0,0,0,0,0,0"/>
                         </v:shape>
                       </v:group>
-                      <v:group id="Group 28" o:spid="_x0000_s1035" style="position:absolute;top:77385;width:30105;height:24028;rotation:180" coordsize="71058,56711" o:gfxdata="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">
-                        <v:shape id="Freeform: Shape 90" o:spid="_x0000_s1036" style="position:absolute;left:41020;top:27799;width:16179;height:15163;visibility:visible;mso-wrap-style:square;v-text-anchor:middle" coordsize="1516351,1516351" o:gfxdata="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" path="m975520,75818v262834,,485232,212289,485232,485232l1460752,1460752r-1384934,l75818,75818r899702,xe" fillcolor="#fcd3a4 [1301]" stroked="f">
+                      <v:group id="Group 28" style="position:absolute;top:77385;width:30105;height:24028;rotation:180" coordsize="71058,56711" o:spid="_x0000_s1035" o:gfxdata="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">
+                        <v:shape id="Freeform: Shape 90" style="position:absolute;left:41020;top:27799;width:16179;height:15163;visibility:visible;mso-wrap-style:square;v-text-anchor:middle" coordsize="1516351,1516351" o:spid="_x0000_s1036" fillcolor="#fcd3a4 [1301]" stroked="f" path="m975520,75818v262834,,485232,212289,485232,485232l1460752,1460752r-1384934,l75818,75818r899702,xe" o:gfxdata="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">
                           <v:stroke joinstyle="miter"/>
                           <v:path arrowok="t" o:connecttype="custom" o:connectlocs="1040876,75818;1558616,561050;1558616,1460753;80897,1460753;80897,75818;1040876,75818" o:connectangles="0,0,0,0,0,0"/>
                         </v:shape>
-                        <v:shape id="Freeform: Shape 91" o:spid="_x0000_s1037" style="position:absolute;left:24008;top:758;width:46300;height:46501;visibility:visible;mso-wrap-style:square;v-text-anchor:middle" coordsize="4629928,4650147" o:gfxdata="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" path="m,l4619819,r10109,l4629928,4650147v,-272944,-222399,-485233,-485233,-485233l3255102,4164914r,-899702c3255102,2992269,3032704,2779979,2769869,2779979r-899702,l1870167,3558373r-10107,-5680l1860060,4154805r-899703,c697522,4154805,475124,3942516,475124,3669573r,-899703l485232,2769870r,-2284638c485232,212289,262834,,,xe" fillcolor="#9c6a6a [3209]" stroked="f">
+                        <v:shape id="Freeform: Shape 91" style="position:absolute;left:24008;top:758;width:46300;height:46501;visibility:visible;mso-wrap-style:square;v-text-anchor:middle" coordsize="4629928,4650147" o:spid="_x0000_s1037" fillcolor="#9c6a6a [3209]" stroked="f" path="m,l4619819,r10109,l4629928,4650147v,-272944,-222399,-485233,-485233,-485233l3255102,4164914r,-899702c3255102,2992269,3032704,2779979,2769869,2779979r-899702,l1870167,3558373r-10107,-5680l1860060,4154805r-899703,c697522,4154805,475124,3942516,475124,3669573r,-899703l485232,2769870r,-2284638c485232,212289,262834,,,xe" o:gfxdata="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">
                           <v:stroke joinstyle="miter"/>
                           <v:path arrowok="t" o:connecttype="custom" o:connectlocs="0,0;4619819,0;4629928,0;4629928,4650147;4144695,4164914;3255102,4164914;3255102,3265212;2769869,2779979;1870167,2779979;1870167,3558373;1860060,3552693;1860060,4154805;960357,4154805;475124,3669573;475124,2769870;485232,2769870;485232,485232;0,0" o:connectangles="0,0,0,0,0,0,0,0,0,0,0,0,0,0,0,0,0,0"/>
                         </v:shape>
-                        <v:shape id="Freeform: Shape 92" o:spid="_x0000_s1038" style="position:absolute;left:55895;top:41548;width:15163;height:15163;visibility:visible;mso-wrap-style:square;v-text-anchor:middle" coordsize="1516351,1516351" o:gfxdata="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" path="m975520,75818r-899702,l75818,1491079r1384935,l1460753,550941c1450643,298216,1238354,75818,975520,75818xe" fillcolor="#ce8d3e [3206]" stroked="f">
+                        <v:shape id="Freeform: Shape 92" style="position:absolute;left:55895;top:41548;width:15163;height:15163;visibility:visible;mso-wrap-style:square;v-text-anchor:middle" coordsize="1516351,1516351" o:spid="_x0000_s1038" fillcolor="#ce8d3e [3206]" stroked="f" path="m975520,75818r-899702,l75818,1491079r1384935,l1460753,550941c1450643,298216,1238354,75818,975520,75818xe" o:gfxdata="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">
                           <v:stroke joinstyle="miter"/>
                           <v:path arrowok="t" o:connecttype="custom" o:connectlocs="975521,75818;75818,75818;75818,1491080;1460754,1491080;1460754,550941;975521,75818" o:connectangles="0,0,0,0,0,0"/>
                         </v:shape>
-                        <v:shape id="Freeform: Shape 93" o:spid="_x0000_s1039" style="position:absolute;left:41020;top:41547;width:16179;height:15163;visibility:visible;mso-wrap-style:square;v-text-anchor:middle" coordsize="1516351,1516351" o:gfxdata="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" path="m1460752,75818r-1384934,l75818,1015956v,262834,212289,485233,485232,485233l1460752,1501189r,-1425371xe" fillcolor="#f8931d [3205]" stroked="f">
+                        <v:shape id="Freeform: Shape 93" style="position:absolute;left:41020;top:41547;width:16179;height:15163;visibility:visible;mso-wrap-style:square;v-text-anchor:middle" coordsize="1516351,1516351" o:spid="_x0000_s1039" fillcolor="#f8931d [3205]" stroked="f" path="m1460752,75818r-1384934,l75818,1015956v,262834,212289,485233,485232,485233l1460752,1501189r,-1425371xe" o:gfxdata="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">
                           <v:stroke joinstyle="miter"/>
                           <v:path arrowok="t" o:connecttype="custom" o:connectlocs="1558616,75818;80897,75818;80897,1015957;598638,1501190;1558616,1501190;1558616,75818" o:connectangles="0,0,0,0,0,0"/>
                         </v:shape>
-                        <v:shape id="Freeform: Shape 94" o:spid="_x0000_s1040" style="position:absolute;left:14152;width:15164;height:29316;visibility:visible;mso-wrap-style:square;v-text-anchor:middle" coordsize="1516351,2931613" o:gfxdata="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" path="m985629,75818r-909811,l75818,2370564v,262834,212289,485232,485232,485232l1460753,2855796r,-2294746c1460753,288107,1248463,75818,985629,75818xe" fillcolor="#ce8d3e [3206]" stroked="f">
+                        <v:shape id="Freeform: Shape 94" style="position:absolute;left:14152;width:15164;height:29316;visibility:visible;mso-wrap-style:square;v-text-anchor:middle" coordsize="1516351,2931613" o:spid="_x0000_s1040" fillcolor="#ce8d3e [3206]" stroked="f" path="m985629,75818r-909811,l75818,2370564v,262834,212289,485232,485232,485232l1460753,2855796r,-2294746c1460753,288107,1248463,75818,985629,75818xe" o:gfxdata="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">
                           <v:stroke joinstyle="miter"/>
                           <v:path arrowok="t" o:connecttype="custom" o:connectlocs="985630,75818;75818,75818;75818,2370565;561050,2855797;1460754,2855797;1460754,561050;985630,75818" o:connectangles="0,0,0,0,0,0,0"/>
                         </v:shape>
-                        <v:shape id="Freeform: Shape 95" o:spid="_x0000_s1041" style="position:absolute;width:15163;height:15163;visibility:visible;mso-wrap-style:square;v-text-anchor:middle" coordsize="1516351,1516351" o:gfxdata="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" path="m75818,985629r,-909811l1491079,75818r,1395043l561050,1470861v-272943,,-485232,-212289,-485232,-485232xe" fillcolor="#9c6a6a [3209]" stroked="f">
+                        <v:shape id="Freeform: Shape 95" style="position:absolute;width:15163;height:15163;visibility:visible;mso-wrap-style:square;v-text-anchor:middle" coordsize="1516351,1516351" o:spid="_x0000_s1041" fillcolor="#9c6a6a [3209]" stroked="f" path="m75818,985629r,-909811l1491079,75818r,1395043l561050,1470861v-272943,,-485232,-212289,-485232,-485232xe" o:gfxdata="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">
                           <v:stroke joinstyle="miter"/>
                           <v:path arrowok="t" o:connecttype="custom" o:connectlocs="75818,985630;75818,75818;1491080,75818;1491080,1470862;561050,1470862;75818,985630" o:connectangles="0,0,0,0,0,0"/>
                         </v:shape>
-                        <v:shape id="Freeform: Shape 96" o:spid="_x0000_s1042" style="position:absolute;left:14152;top:13950;width:15164;height:15163;visibility:visible;mso-wrap-style:square;v-text-anchor:middle" coordsize="1516351,1516351" o:gfxdata="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" path="m1460753,75818r-1384935,l75818,975520v,262834,212289,485232,485232,485232l1460753,1460752r,-1384934xe" fillcolor="#f8931d [3205]" stroked="f">
+                        <v:shape id="Freeform: Shape 96" style="position:absolute;left:14152;top:13950;width:15164;height:15163;visibility:visible;mso-wrap-style:square;v-text-anchor:middle" coordsize="1516351,1516351" o:spid="_x0000_s1042" fillcolor="#f8931d [3205]" stroked="f" path="m1460753,75818r-1384935,l75818,975520v,262834,212289,485232,485232,485232l1460753,1460752r,-1384934xe" o:gfxdata="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">
                           <v:stroke joinstyle="miter"/>
                           <v:path arrowok="t" o:connecttype="custom" o:connectlocs="1460754,75818;75818,75818;75818,975521;561050,1460753;1460754,1460753;1460754,75818" o:connectangles="0,0,0,0,0,0"/>
                         </v:shape>
@@ -1671,7 +1671,7 @@
           <w:tcPr>
             <w:tcW w:w="4704" w:type="dxa"/>
             <w:tcBorders>
-              <w:bottom w:val="single" w:sz="12" w:space="0" w:color="39302A" w:themeColor="text2"/>
+              <w:bottom w:val="single" w:color="39302A" w:themeColor="text2" w:sz="12" w:space="0"/>
             </w:tcBorders>
           </w:tcPr>
           <w:p/>
@@ -1685,13 +1685,13 @@
       </w:tr>
       <w:tr>
         <w:trPr>
-          <w:trHeight w:hRule="exact" w:val="518"/>
+          <w:trHeight w:val="518" w:hRule="exact"/>
         </w:trPr>
         <w:tc>
           <w:tcPr>
             <w:tcW w:w="672" w:type="dxa"/>
             <w:tcBorders>
-              <w:right w:val="single" w:sz="12" w:space="0" w:color="39302A" w:themeColor="text2"/>
+              <w:right w:val="single" w:color="39302A" w:themeColor="text2" w:sz="12" w:space="0"/>
             </w:tcBorders>
           </w:tcPr>
           <w:p>
@@ -1706,10 +1706,10 @@
           <w:tcPr>
             <w:tcW w:w="4704" w:type="dxa"/>
             <w:tcBorders>
-              <w:top w:val="single" w:sz="12" w:space="0" w:color="39302A" w:themeColor="text2"/>
-              <w:left w:val="single" w:sz="12" w:space="0" w:color="39302A" w:themeColor="text2"/>
-              <w:bottom w:val="single" w:sz="12" w:space="0" w:color="39302A" w:themeColor="text2"/>
-              <w:right w:val="single" w:sz="12" w:space="0" w:color="39302A" w:themeColor="text2"/>
+              <w:top w:val="single" w:color="39302A" w:themeColor="text2" w:sz="12" w:space="0"/>
+              <w:left w:val="single" w:color="39302A" w:themeColor="text2" w:sz="12" w:space="0"/>
+              <w:bottom w:val="single" w:color="39302A" w:themeColor="text2" w:sz="12" w:space="0"/>
+              <w:right w:val="single" w:color="39302A" w:themeColor="text2" w:sz="12" w:space="0"/>
             </w:tcBorders>
             <w:vAlign w:val="center"/>
           </w:tcPr>
@@ -1740,7 +1740,7 @@
           <w:tcPr>
             <w:tcW w:w="4704" w:type="dxa"/>
             <w:tcBorders>
-              <w:left w:val="single" w:sz="12" w:space="0" w:color="39302A" w:themeColor="text2"/>
+              <w:left w:val="single" w:color="39302A" w:themeColor="text2" w:sz="12" w:space="0"/>
             </w:tcBorders>
           </w:tcPr>
           <w:p/>
@@ -1748,7 +1748,7 @@
       </w:tr>
       <w:tr>
         <w:trPr>
-          <w:trHeight w:hRule="exact" w:val="1325"/>
+          <w:trHeight w:val="1325" w:hRule="exact"/>
         </w:trPr>
         <w:tc>
           <w:tcPr>
@@ -1766,7 +1766,7 @@
           <w:tcPr>
             <w:tcW w:w="4704" w:type="dxa"/>
             <w:tcBorders>
-              <w:top w:val="single" w:sz="12" w:space="0" w:color="39302A" w:themeColor="text2"/>
+              <w:top w:val="single" w:color="39302A" w:themeColor="text2" w:sz="12" w:space="0"/>
             </w:tcBorders>
           </w:tcPr>
           <w:p/>
@@ -1912,7 +1912,7 @@
       </w:tblGrid>
       <w:tr>
         <w:trPr>
-          <w:trHeight w:hRule="exact" w:val="9018"/>
+          <w:trHeight w:val="9018" w:hRule="exact"/>
         </w:trPr>
         <w:tc>
           <w:tcPr>
@@ -1953,7 +1953,7 @@
             </w:sdtPr>
             <w:sdtEndPr/>
             <w:sdtContent>
-              <w:bookmarkStart w:id="0" w:name="_GoBack" w:displacedByCustomXml="prev"/>
+              <w:bookmarkStart w:name="_GoBack" w:displacedByCustomXml="prev" w:id="0"/>
               <w:p>
                 <w:r>
                   <w:t>View and edit this document in Word on your computer, tablet, or phone. You can edit text; easily insert content such as pictures, shapes, or tables; and seamlessly save the document to the cloud from Word on your Windows, Mac, Android, or iOS device.</w:t>
@@ -1974,7 +1974,7 @@
                   <w:t>To update the contact information at the bottom of the document, double click in the footer, select the item you wish to update, and begin typing!</w:t>
                 </w:r>
               </w:p>
-              <w:bookmarkEnd w:id="0" w:displacedByCustomXml="next"/>
+              <w:bookmarkEnd w:displacedByCustomXml="next" w:id="0"/>
             </w:sdtContent>
           </w:sdt>
         </w:tc>

--- a/src/Tests/Inputs/business/05/input.docx
+++ b/src/Tests/Inputs/business/05/input.docx
@@ -3443,1104 +3443,6 @@
 </w:styles>
 </file>
 
-<file path=word/glossary/document.xml><?xml version="1.0" encoding="utf-8"?>
-<w:glossaryDocument xmlns:wpc="http://schemas.microsoft.com/office/word/2010/wordprocessingCanvas" xmlns:cx="http://schemas.microsoft.com/office/drawing/2014/chartex" xmlns:cx1="http://schemas.microsoft.com/office/drawing/2015/9/8/chartex" xmlns:cx2="http://schemas.microsoft.com/office/drawing/2015/10/21/chartex" xmlns:cx3="http://schemas.microsoft.com/office/drawing/2016/5/9/chartex" xmlns:cx4="http://schemas.microsoft.com/office/drawing/2016/5/10/chartex" xmlns:cx5="http://schemas.microsoft.com/office/drawing/2016/5/11/chartex" xmlns:cx6="http://schemas.microsoft.com/office/drawing/2016/5/12/chartex" xmlns:cx7="http://schemas.microsoft.com/office/drawing/2016/5/13/chartex" xmlns:cx8="http://schemas.microsoft.com/office/drawing/2016/5/14/chartex" xmlns:mc="http://schemas.openxmlformats.org/markup-compatibility/2006" xmlns:aink="http://schemas.microsoft.com/office/drawing/2016/ink" xmlns:am3d="http://schemas.microsoft.com/office/drawing/2017/model3d" xmlns:o="urn:schemas-microsoft-com:office:office" xmlns:r="http://schemas.openxmlformats.org/officeDocument/2006/relationships" xmlns:m="http://schemas.openxmlformats.org/officeDocument/2006/math" xmlns:v="urn:schemas-microsoft-com:vml" xmlns:wp14="http://schemas.microsoft.com/office/word/2010/wordprocessingDrawing" xmlns:wp="http://schemas.openxmlformats.org/drawingml/2006/wordprocessingDrawing" xmlns:w10="urn:schemas-microsoft-com:office:word" xmlns:w="http://schemas.openxmlformats.org/wordprocessingml/2006/main" xmlns:w14="http://schemas.microsoft.com/office/word/2010/wordml" xmlns:w15="http://schemas.microsoft.com/office/word/2012/wordml" xmlns:w16cid="http://schemas.microsoft.com/office/word/2016/wordml/cid" xmlns:w16se="http://schemas.microsoft.com/office/word/2015/wordml/symex" xmlns:wpg="http://schemas.microsoft.com/office/word/2010/wordprocessingGroup" xmlns:wpi="http://schemas.microsoft.com/office/word/2010/wordprocessingInk" xmlns:wne="http://schemas.microsoft.com/office/word/2006/wordml" xmlns:wps="http://schemas.microsoft.com/office/word/2010/wordprocessingShape" mc:Ignorable="w14 w15 w16se w16cid wp14">
-  <w:docParts>
-    <w:docPart>
-      <w:docPartPr>
-        <w:name w:val="8AA59B3C05E74243826B8319E817BF3B"/>
-        <w:category>
-          <w:name w:val="General"/>
-          <w:gallery w:val="placeholder"/>
-        </w:category>
-        <w:types>
-          <w:type w:val="bbPlcHdr"/>
-        </w:types>
-        <w:behaviors>
-          <w:behavior w:val="content"/>
-        </w:behaviors>
-        <w:guid w:val="{71EFA9FE-E029-4255-803B-5E0E27776BD3}"/>
-      </w:docPartPr>
-      <w:docPartBody>
-        <w:p>
-          <w:pPr>
-            <w:pStyle w:val="8AA59B3C05E74243826B8319E817BF3B"/>
-          </w:pPr>
-          <w:r>
-            <w:t>Memorandum</w:t>
-          </w:r>
-        </w:p>
-      </w:docPartBody>
-    </w:docPart>
-    <w:docPart>
-      <w:docPartPr>
-        <w:name w:val="EEC29C9EA5B44A05A1E9A76FDC6D51FA"/>
-        <w:category>
-          <w:name w:val="General"/>
-          <w:gallery w:val="placeholder"/>
-        </w:category>
-        <w:types>
-          <w:type w:val="bbPlcHdr"/>
-        </w:types>
-        <w:behaviors>
-          <w:behavior w:val="content"/>
-        </w:behaviors>
-        <w:guid w:val="{B1B7805A-54E8-4A0F-852F-B77221C57288}"/>
-      </w:docPartPr>
-      <w:docPartBody>
-        <w:p>
-          <w:pPr>
-            <w:pStyle w:val="EEC29C9EA5B44A05A1E9A76FDC6D51FA"/>
-          </w:pPr>
-          <w:r>
-            <w:t>Recipient Name</w:t>
-          </w:r>
-        </w:p>
-      </w:docPartBody>
-    </w:docPart>
-    <w:docPart>
-      <w:docPartPr>
-        <w:name w:val="07BF9FF4DFF54997BC360F90D36119FD"/>
-        <w:category>
-          <w:name w:val="General"/>
-          <w:gallery w:val="placeholder"/>
-        </w:category>
-        <w:types>
-          <w:type w:val="bbPlcHdr"/>
-        </w:types>
-        <w:behaviors>
-          <w:behavior w:val="content"/>
-        </w:behaviors>
-        <w:guid w:val="{2B2891BB-B46F-4029-9098-4971AB89A98F}"/>
-      </w:docPartPr>
-      <w:docPartBody>
-        <w:p>
-          <w:pPr>
-            <w:pStyle w:val="07BF9FF4DFF54997BC360F90D36119FD"/>
-          </w:pPr>
-          <w:r>
-            <w:t>Your Name</w:t>
-          </w:r>
-        </w:p>
-      </w:docPartBody>
-    </w:docPart>
-    <w:docPart>
-      <w:docPartPr>
-        <w:name w:val="1EFE4F429C4A4CCD98392435BA3B728B"/>
-        <w:category>
-          <w:name w:val="General"/>
-          <w:gallery w:val="placeholder"/>
-        </w:category>
-        <w:types>
-          <w:type w:val="bbPlcHdr"/>
-        </w:types>
-        <w:behaviors>
-          <w:behavior w:val="content"/>
-        </w:behaviors>
-        <w:guid w:val="{142C1DE7-E6DD-4D7E-810F-2B567759F8F4}"/>
-      </w:docPartPr>
-      <w:docPartBody>
-        <w:p>
-          <w:pPr>
-            <w:pStyle w:val="1EFE4F429C4A4CCD98392435BA3B728B"/>
-          </w:pPr>
-          <w:r>
-            <w:t>Other recipients</w:t>
-          </w:r>
-        </w:p>
-      </w:docPartBody>
-    </w:docPart>
-    <w:docPart>
-      <w:docPartPr>
-        <w:name w:val="E51576EFDD8E454F95B576E5CFA36325"/>
-        <w:category>
-          <w:name w:val="General"/>
-          <w:gallery w:val="placeholder"/>
-        </w:category>
-        <w:types>
-          <w:type w:val="bbPlcHdr"/>
-        </w:types>
-        <w:behaviors>
-          <w:behavior w:val="content"/>
-        </w:behaviors>
-        <w:guid w:val="{FA9E5800-B4AE-4BCF-85C0-15EA3357DC45}"/>
-      </w:docPartPr>
-      <w:docPartBody>
-        <w:p>
-          <w:pPr>
-            <w:pStyle w:val="E51576EFDD8E454F95B576E5CFA36325"/>
-          </w:pPr>
-          <w:r>
-            <w:t>Logo</w:t>
-          </w:r>
-        </w:p>
-      </w:docPartBody>
-    </w:docPart>
-    <w:docPart>
-      <w:docPartPr>
-        <w:name w:val="56CF28433CD641DC99316BF0B8E18908"/>
-        <w:category>
-          <w:name w:val="General"/>
-          <w:gallery w:val="placeholder"/>
-        </w:category>
-        <w:types>
-          <w:type w:val="bbPlcHdr"/>
-        </w:types>
-        <w:behaviors>
-          <w:behavior w:val="content"/>
-        </w:behaviors>
-        <w:guid w:val="{D2E830A0-50B2-4F93-9957-0FE93F146BE9}"/>
-      </w:docPartPr>
-      <w:docPartBody>
-        <w:p>
-          <w:pPr>
-            <w:pStyle w:val="56CF28433CD641DC99316BF0B8E18908"/>
-          </w:pPr>
-          <w:r>
-            <w:t>Some of the sample text in this document indicates the name of the style applied, so that you can easily apply the same formatting again. To get started right away, just tap any placeholder text (such as this) and start typing.</w:t>
-          </w:r>
-        </w:p>
-      </w:docPartBody>
-    </w:docPart>
-    <w:docPart>
-      <w:docPartPr>
-        <w:name w:val="1C9D7E33535B421EB5BF6CE321B9F882"/>
-        <w:category>
-          <w:name w:val="General"/>
-          <w:gallery w:val="placeholder"/>
-        </w:category>
-        <w:types>
-          <w:type w:val="bbPlcHdr"/>
-        </w:types>
-        <w:behaviors>
-          <w:behavior w:val="content"/>
-        </w:behaviors>
-        <w:guid w:val="{3BBEF5DE-D7A6-4F42-B935-BF2E112E9451}"/>
-      </w:docPartPr>
-      <w:docPartBody>
-        <w:p>
-          <w:r>
-            <w:t>View and edit this document in Word on your computer, tablet, or phone. You can edit text; easily insert content such as pictures, shapes, or tables; and seamlessly save the document to the cloud from Word on your Windows, Mac, Android, or iOS device.</w:t>
-          </w:r>
-        </w:p>
-        <w:p>
-          <w:r>
-            <w:t>Want to insert a picture from your files or add a shape, text box, or table? You got it! On the Insert tab of the ribbon, just tap the option you need.</w:t>
-          </w:r>
-        </w:p>
-        <w:p>
-          <w:r>
-            <w:t>Find even more easy-to-use tools on the Insert tab, such as to add a hyperlink or insert a comment.</w:t>
-          </w:r>
-        </w:p>
-        <w:p>
-          <w:pPr>
-            <w:pStyle w:val="1C9D7E33535B421EB5BF6CE321B9F882"/>
-          </w:pPr>
-          <w:r>
-            <w:t>To update the contact information at the bottom of the document, double click in the footer, select the item you wish to update, and begin typing!</w:t>
-          </w:r>
-        </w:p>
-      </w:docPartBody>
-    </w:docPart>
-    <w:docPart>
-      <w:docPartPr>
-        <w:name w:val="BBF45A28EA594FDEA4BD051AA630184E"/>
-        <w:category>
-          <w:name w:val="General"/>
-          <w:gallery w:val="placeholder"/>
-        </w:category>
-        <w:types>
-          <w:type w:val="bbPlcHdr"/>
-        </w:types>
-        <w:behaviors>
-          <w:behavior w:val="content"/>
-        </w:behaviors>
-        <w:guid w:val="{527876CF-F84D-4BEE-AC2D-22D6C093C2AA}"/>
-      </w:docPartPr>
-      <w:docPartBody>
-        <w:p>
-          <w:pPr>
-            <w:pStyle w:val="BBF45A28EA594FDEA4BD051AA630184E"/>
-          </w:pPr>
-          <w:r>
-            <w:t>STREET ADDRESS, CITY</w:t>
-          </w:r>
-          <w:r>
-            <w:t xml:space="preserve">, STATE </w:t>
-          </w:r>
-          <w:r>
-            <w:t xml:space="preserve"> ZIP CODE</w:t>
-          </w:r>
-        </w:p>
-      </w:docPartBody>
-    </w:docPart>
-    <w:docPart>
-      <w:docPartPr>
-        <w:name w:val="4455C15509424EC4ADFE1003CDD8BF5C"/>
-        <w:category>
-          <w:name w:val="General"/>
-          <w:gallery w:val="placeholder"/>
-        </w:category>
-        <w:types>
-          <w:type w:val="bbPlcHdr"/>
-        </w:types>
-        <w:behaviors>
-          <w:behavior w:val="content"/>
-        </w:behaviors>
-        <w:guid w:val="{8E119F87-B848-4830-856F-1C7D31068B5A}"/>
-      </w:docPartPr>
-      <w:docPartBody>
-        <w:p>
-          <w:pPr>
-            <w:pStyle w:val="4455C15509424EC4ADFE1003CDD8BF5C"/>
-          </w:pPr>
-          <w:r>
-            <w:t>T</w:t>
-          </w:r>
-          <w:r>
-            <w:t>E</w:t>
-          </w:r>
-          <w:r>
-            <w:t>LEPHONE</w:t>
-          </w:r>
-        </w:p>
-      </w:docPartBody>
-    </w:docPart>
-    <w:docPart>
-      <w:docPartPr>
-        <w:name w:val="C5A029818AC840D4BF11C2CC257DDAC3"/>
-        <w:category>
-          <w:name w:val="General"/>
-          <w:gallery w:val="placeholder"/>
-        </w:category>
-        <w:types>
-          <w:type w:val="bbPlcHdr"/>
-        </w:types>
-        <w:behaviors>
-          <w:behavior w:val="content"/>
-        </w:behaviors>
-        <w:guid w:val="{D87D8731-31A3-4232-B04C-51F0C247C844}"/>
-      </w:docPartPr>
-      <w:docPartBody>
-        <w:p>
-          <w:pPr>
-            <w:pStyle w:val="C5A029818AC840D4BF11C2CC257DDAC3"/>
-          </w:pPr>
-          <w:r>
-            <w:t>WEBSITE</w:t>
-          </w:r>
-        </w:p>
-      </w:docPartBody>
-    </w:docPart>
-  </w:docParts>
-</w:glossaryDocument>
-</file>
-
-<file path=word/glossary/fontTable.xml><?xml version="1.0" encoding="utf-8"?>
-<w:fonts xmlns:mc="http://schemas.openxmlformats.org/markup-compatibility/2006" xmlns:r="http://schemas.openxmlformats.org/officeDocument/2006/relationships" xmlns:w="http://schemas.openxmlformats.org/wordprocessingml/2006/main" xmlns:w14="http://schemas.microsoft.com/office/word/2010/wordml" xmlns:w15="http://schemas.microsoft.com/office/word/2012/wordml" xmlns:w16cid="http://schemas.microsoft.com/office/word/2016/wordml/cid" xmlns:w16se="http://schemas.microsoft.com/office/word/2015/wordml/symex" mc:Ignorable="w14 w15 w16se w16cid">
-  <w:font w:name="Garamond">
-    <w:panose1 w:val="02020404030301010803"/>
-    <w:charset w:val="00"/>
-    <w:family w:val="roman"/>
-    <w:pitch w:val="variable"/>
-    <w:sig w:usb0="00000287" w:usb1="00000000" w:usb2="00000000" w:usb3="00000000" w:csb0="0000009F" w:csb1="00000000"/>
-  </w:font>
-  <w:font w:name="MS PGothic">
-    <w:panose1 w:val="020B0600070205080204"/>
-    <w:charset w:val="80"/>
-    <w:family w:val="swiss"/>
-    <w:pitch w:val="variable"/>
-    <w:sig w:usb0="E00002FF" w:usb1="6AC7FDFB" w:usb2="08000012" w:usb3="00000000" w:csb0="0002009F" w:csb1="00000000"/>
-  </w:font>
-  <w:font w:name="Times New Roman">
-    <w:panose1 w:val="02020603050405020304"/>
-    <w:charset w:val="00"/>
-    <w:family w:val="roman"/>
-    <w:pitch w:val="variable"/>
-    <w:sig w:usb0="E0002EFF" w:usb1="C000785B" w:usb2="00000009" w:usb3="00000000" w:csb0="000001FF" w:csb1="00000000"/>
-  </w:font>
-  <w:font w:name="Segoe UI">
-    <w:panose1 w:val="020B0502040204020203"/>
-    <w:charset w:val="00"/>
-    <w:family w:val="swiss"/>
-    <w:pitch w:val="variable"/>
-    <w:sig w:usb0="E4002EFF" w:usb1="C000E47F" w:usb2="00000009" w:usb3="00000000" w:csb0="000001FF" w:csb1="00000000"/>
-  </w:font>
-  <w:font w:name="Calibri">
-    <w:panose1 w:val="020F0502020204030204"/>
-    <w:charset w:val="00"/>
-    <w:family w:val="swiss"/>
-    <w:pitch w:val="variable"/>
-    <w:sig w:usb0="E0002AFF" w:usb1="C000247B" w:usb2="00000009" w:usb3="00000000" w:csb0="000001FF" w:csb1="00000000"/>
-  </w:font>
-  <w:font w:name="Yu Mincho">
-    <w:charset w:val="80"/>
-    <w:family w:val="roman"/>
-    <w:pitch w:val="variable"/>
-    <w:sig w:usb0="800002E7" w:usb1="2AC7FCFF" w:usb2="00000012" w:usb3="00000000" w:csb0="0002009F" w:csb1="00000000"/>
-  </w:font>
-  <w:font w:name="Calibri Light">
-    <w:panose1 w:val="020F0302020204030204"/>
-    <w:charset w:val="00"/>
-    <w:family w:val="swiss"/>
-    <w:pitch w:val="variable"/>
-    <w:sig w:usb0="E0002AFF" w:usb1="C000247B" w:usb2="00000009" w:usb3="00000000" w:csb0="000001FF" w:csb1="00000000"/>
-  </w:font>
-  <w:font w:name="Yu Gothic Light">
-    <w:panose1 w:val="020B0300000000000000"/>
-    <w:charset w:val="80"/>
-    <w:family w:val="swiss"/>
-    <w:pitch w:val="variable"/>
-    <w:sig w:usb0="E00002FF" w:usb1="2AC7FDFF" w:usb2="00000016" w:usb3="00000000" w:csb0="0002009F" w:csb1="00000000"/>
-  </w:font>
-</w:fonts>
-</file>
-
-<file path=word/glossary/settings.xml><?xml version="1.0" encoding="utf-8"?>
-<w:settings xmlns:mc="http://schemas.openxmlformats.org/markup-compatibility/2006" xmlns:o="urn:schemas-microsoft-com:office:office" xmlns:r="http://schemas.openxmlformats.org/officeDocument/2006/relationships" xmlns:m="http://schemas.openxmlformats.org/officeDocument/2006/math" xmlns:v="urn:schemas-microsoft-com:vml" xmlns:w10="urn:schemas-microsoft-com:office:word" xmlns:w="http://schemas.openxmlformats.org/wordprocessingml/2006/main" xmlns:w14="http://schemas.microsoft.com/office/word/2010/wordml" xmlns:w15="http://schemas.microsoft.com/office/word/2012/wordml" xmlns:w16cid="http://schemas.microsoft.com/office/word/2016/wordml/cid" xmlns:w16se="http://schemas.microsoft.com/office/word/2015/wordml/symex" xmlns:sl="http://schemas.openxmlformats.org/schemaLibrary/2006/main" mc:Ignorable="w14 w15 w16se w16cid">
-  <w:view w:val="normal"/>
-  <w:defaultTabStop w:val="720"/>
-  <w:characterSpacingControl w:val="doNotCompress"/>
-  <w:compat>
-    <w:useFELayout/>
-    <w:compatSetting w:name="compatibilityMode" w:uri="http://schemas.microsoft.com/office/word" w:val="15"/>
-    <w:compatSetting w:name="overrideTableStyleFontSizeAndJustification" w:uri="http://schemas.microsoft.com/office/word" w:val="1"/>
-    <w:compatSetting w:name="enableOpenTypeFeatures" w:uri="http://schemas.microsoft.com/office/word" w:val="1"/>
-    <w:compatSetting w:name="doNotFlipMirrorIndents" w:uri="http://schemas.microsoft.com/office/word" w:val="1"/>
-    <w:compatSetting w:name="differentiateMultirowTableHeaders" w:uri="http://schemas.microsoft.com/office/word" w:val="1"/>
-    <w:compatSetting w:name="useWord2013TrackBottomHyphenation" w:uri="http://schemas.microsoft.com/office/word" w:val="1"/>
-  </w:compat>
-  <w:rsids>
-    <w:rsidRoot w:val="00E639DF"/>
-    <w:rsid w:val="001D6DE2"/>
-    <w:rsid w:val="003F1752"/>
-    <w:rsid w:val="004B3379"/>
-    <w:rsid w:val="005368B2"/>
-    <w:rsid w:val="006172B5"/>
-    <w:rsid w:val="00627145"/>
-    <w:rsid w:val="007B1FB0"/>
-    <w:rsid w:val="00812FD5"/>
-    <w:rsid w:val="00821685"/>
-    <w:rsid w:val="008B7595"/>
-    <w:rsid w:val="00A63DAF"/>
-    <w:rsid w:val="00C05499"/>
-    <w:rsid w:val="00D07750"/>
-    <w:rsid w:val="00D45AB5"/>
-    <w:rsid w:val="00DE58AE"/>
-    <w:rsid w:val="00E639DF"/>
-    <w:rsid w:val="00EC2392"/>
-  </w:rsids>
-  <m:mathPr>
-    <m:mathFont m:val="Cambria Math"/>
-    <m:brkBin m:val="before"/>
-    <m:brkBinSub m:val="--"/>
-    <m:smallFrac m:val="0"/>
-    <m:dispDef/>
-    <m:lMargin m:val="0"/>
-    <m:rMargin m:val="0"/>
-    <m:defJc m:val="centerGroup"/>
-    <m:wrapIndent m:val="1440"/>
-    <m:intLim m:val="subSup"/>
-    <m:naryLim m:val="undOvr"/>
-  </m:mathPr>
-  <w:themeFontLang w:val="en-US" w:eastAsia="ja-JP"/>
-  <w:clrSchemeMapping w:bg1="light1" w:t1="dark1" w:bg2="light2" w:t2="dark2" w:accent1="accent1" w:accent2="accent2" w:accent3="accent3" w:accent4="accent4" w:accent5="accent5" w:accent6="accent6" w:hyperlink="hyperlink" w:followedHyperlink="followedHyperlink"/>
-  <w:decimalSymbol w:val="."/>
-  <w:listSeparator w:val=","/>
-  <w15:chartTrackingRefBased/>
-</w:settings>
-</file>
-
-<file path=word/glossary/styles.xml><?xml version="1.0" encoding="utf-8"?>
-<w:styles xmlns:mc="http://schemas.openxmlformats.org/markup-compatibility/2006" xmlns:r="http://schemas.openxmlformats.org/officeDocument/2006/relationships" xmlns:w="http://schemas.openxmlformats.org/wordprocessingml/2006/main" xmlns:w14="http://schemas.microsoft.com/office/word/2010/wordml" xmlns:w15="http://schemas.microsoft.com/office/word/2012/wordml" xmlns:w16cid="http://schemas.microsoft.com/office/word/2016/wordml/cid" xmlns:w16se="http://schemas.microsoft.com/office/word/2015/wordml/symex" mc:Ignorable="w14 w15 w16se w16cid">
-  <w:docDefaults>
-    <w:rPrDefault>
-      <w:rPr>
-        <w:rFonts w:asciiTheme="minorHAnsi" w:eastAsiaTheme="minorEastAsia" w:hAnsiTheme="minorHAnsi" w:cstheme="minorBidi"/>
-        <w:sz w:val="22"/>
-        <w:szCs w:val="22"/>
-        <w:lang w:val="en-US" w:eastAsia="ja-JP" w:bidi="ar-SA"/>
-      </w:rPr>
-    </w:rPrDefault>
-    <w:pPrDefault>
-      <w:pPr>
-        <w:spacing w:after="160" w:line="259" w:lineRule="auto"/>
-      </w:pPr>
-    </w:pPrDefault>
-  </w:docDefaults>
-  <w:latentStyles w:defLockedState="0" w:defUIPriority="99" w:defSemiHidden="0" w:defUnhideWhenUsed="0" w:defQFormat="0" w:count="375">
-    <w:lsdException w:name="Normal" w:uiPriority="0" w:qFormat="1"/>
-    <w:lsdException w:name="heading 1" w:uiPriority="9" w:qFormat="1"/>
-    <w:lsdException w:name="heading 2" w:semiHidden="1" w:uiPriority="9" w:unhideWhenUsed="1" w:qFormat="1"/>
-    <w:lsdException w:name="heading 3" w:semiHidden="1" w:uiPriority="9" w:unhideWhenUsed="1" w:qFormat="1"/>
-    <w:lsdException w:name="heading 4" w:semiHidden="1" w:uiPriority="9" w:unhideWhenUsed="1" w:qFormat="1"/>
-    <w:lsdException w:name="heading 5" w:semiHidden="1" w:uiPriority="9" w:unhideWhenUsed="1" w:qFormat="1"/>
-    <w:lsdException w:name="heading 6" w:semiHidden="1" w:uiPriority="9" w:unhideWhenUsed="1" w:qFormat="1"/>
-    <w:lsdException w:name="heading 7" w:semiHidden="1" w:uiPriority="9" w:unhideWhenUsed="1" w:qFormat="1"/>
-    <w:lsdException w:name="heading 8" w:semiHidden="1" w:uiPriority="9" w:unhideWhenUsed="1" w:qFormat="1"/>
-    <w:lsdException w:name="heading 9" w:semiHidden="1" w:uiPriority="9" w:unhideWhenUsed="1" w:qFormat="1"/>
-    <w:lsdException w:name="index 1" w:semiHidden="1" w:unhideWhenUsed="1"/>
-    <w:lsdException w:name="index 2" w:semiHidden="1" w:unhideWhenUsed="1"/>
-    <w:lsdException w:name="index 3" w:semiHidden="1" w:unhideWhenUsed="1"/>
-    <w:lsdException w:name="index 4" w:semiHidden="1" w:unhideWhenUsed="1"/>
-    <w:lsdException w:name="index 5" w:semiHidden="1" w:unhideWhenUsed="1"/>
-    <w:lsdException w:name="index 6" w:semiHidden="1" w:unhideWhenUsed="1"/>
-    <w:lsdException w:name="index 7" w:semiHidden="1" w:unhideWhenUsed="1"/>
-    <w:lsdException w:name="index 8" w:semiHidden="1" w:unhideWhenUsed="1"/>
-    <w:lsdException w:name="index 9" w:semiHidden="1" w:unhideWhenUsed="1"/>
-    <w:lsdException w:name="toc 1" w:semiHidden="1" w:uiPriority="39" w:unhideWhenUsed="1"/>
-    <w:lsdException w:name="toc 2" w:semiHidden="1" w:uiPriority="39" w:unhideWhenUsed="1"/>
-    <w:lsdException w:name="toc 3" w:semiHidden="1" w:uiPriority="39" w:unhideWhenUsed="1"/>
-    <w:lsdException w:name="toc 4" w:semiHidden="1" w:uiPriority="39" w:unhideWhenUsed="1"/>
-    <w:lsdException w:name="toc 5" w:semiHidden="1" w:uiPriority="39" w:unhideWhenUsed="1"/>
-    <w:lsdException w:name="toc 6" w:semiHidden="1" w:uiPriority="39" w:unhideWhenUsed="1"/>
-    <w:lsdException w:name="toc 7" w:semiHidden="1" w:uiPriority="39" w:unhideWhenUsed="1"/>
-    <w:lsdException w:name="toc 8" w:semiHidden="1" w:uiPriority="39" w:unhideWhenUsed="1"/>
-    <w:lsdException w:name="toc 9" w:semiHidden="1" w:uiPriority="39" w:unhideWhenUsed="1"/>
-    <w:lsdException w:name="Normal Indent" w:semiHidden="1" w:unhideWhenUsed="1"/>
-    <w:lsdException w:name="footnote text" w:semiHidden="1" w:unhideWhenUsed="1"/>
-    <w:lsdException w:name="annotation text" w:semiHidden="1" w:unhideWhenUsed="1"/>
-    <w:lsdException w:name="header" w:semiHidden="1" w:unhideWhenUsed="1"/>
-    <w:lsdException w:name="footer" w:semiHidden="1" w:unhideWhenUsed="1"/>
-    <w:lsdException w:name="index heading" w:semiHidden="1" w:unhideWhenUsed="1"/>
-    <w:lsdException w:name="caption" w:semiHidden="1" w:uiPriority="35" w:unhideWhenUsed="1" w:qFormat="1"/>
-    <w:lsdException w:name="table of figures" w:semiHidden="1" w:unhideWhenUsed="1"/>
-    <w:lsdException w:name="envelope address" w:semiHidden="1" w:unhideWhenUsed="1"/>
-    <w:lsdException w:name="envelope return" w:semiHidden="1" w:unhideWhenUsed="1"/>
-    <w:lsdException w:name="footnote reference" w:semiHidden="1" w:unhideWhenUsed="1"/>
-    <w:lsdException w:name="annotation reference" w:semiHidden="1" w:unhideWhenUsed="1"/>
-    <w:lsdException w:name="line number" w:semiHidden="1" w:unhideWhenUsed="1"/>
-    <w:lsdException w:name="page number" w:semiHidden="1" w:unhideWhenUsed="1"/>
-    <w:lsdException w:name="endnote reference" w:semiHidden="1" w:unhideWhenUsed="1"/>
-    <w:lsdException w:name="endnote text" w:semiHidden="1" w:unhideWhenUsed="1"/>
-    <w:lsdException w:name="table of authorities" w:semiHidden="1" w:unhideWhenUsed="1"/>
-    <w:lsdException w:name="macro" w:semiHidden="1" w:unhideWhenUsed="1"/>
-    <w:lsdException w:name="toa heading" w:semiHidden="1" w:unhideWhenUsed="1"/>
-    <w:lsdException w:name="List" w:semiHidden="1" w:unhideWhenUsed="1"/>
-    <w:lsdException w:name="List Bullet" w:semiHidden="1" w:unhideWhenUsed="1"/>
-    <w:lsdException w:name="List Number" w:semiHidden="1" w:unhideWhenUsed="1"/>
-    <w:lsdException w:name="List 2" w:semiHidden="1" w:unhideWhenUsed="1"/>
-    <w:lsdException w:name="List 3" w:semiHidden="1" w:unhideWhenUsed="1"/>
-    <w:lsdException w:name="List 4" w:semiHidden="1" w:unhideWhenUsed="1"/>
-    <w:lsdException w:name="List 5" w:semiHidden="1" w:unhideWhenUsed="1"/>
-    <w:lsdException w:name="List Bullet 2" w:semiHidden="1" w:unhideWhenUsed="1"/>
-    <w:lsdException w:name="List Bullet 3" w:semiHidden="1" w:unhideWhenUsed="1"/>
-    <w:lsdException w:name="List Bullet 4" w:semiHidden="1" w:unhideWhenUsed="1"/>
-    <w:lsdException w:name="List Bullet 5" w:semiHidden="1" w:unhideWhenUsed="1"/>
-    <w:lsdException w:name="List Number 2" w:semiHidden="1" w:unhideWhenUsed="1"/>
-    <w:lsdException w:name="List Number 3" w:semiHidden="1" w:unhideWhenUsed="1"/>
-    <w:lsdException w:name="List Number 4" w:semiHidden="1" w:unhideWhenUsed="1"/>
-    <w:lsdException w:name="List Number 5" w:semiHidden="1" w:unhideWhenUsed="1"/>
-    <w:lsdException w:name="Title" w:uiPriority="10" w:qFormat="1"/>
-    <w:lsdException w:name="Closing" w:semiHidden="1" w:uiPriority="5" w:unhideWhenUsed="1" w:qFormat="1"/>
-    <w:lsdException w:name="Signature" w:semiHidden="1" w:unhideWhenUsed="1"/>
-    <w:lsdException w:name="Default Paragraph Font" w:semiHidden="1" w:uiPriority="1" w:unhideWhenUsed="1"/>
-    <w:lsdException w:name="Body Text" w:semiHidden="1" w:unhideWhenUsed="1"/>
-    <w:lsdException w:name="Body Text Indent" w:semiHidden="1" w:unhideWhenUsed="1"/>
-    <w:lsdException w:name="List Continue" w:semiHidden="1" w:unhideWhenUsed="1"/>
-    <w:lsdException w:name="List Continue 2" w:semiHidden="1" w:unhideWhenUsed="1"/>
-    <w:lsdException w:name="List Continue 3" w:semiHidden="1" w:unhideWhenUsed="1"/>
-    <w:lsdException w:name="List Continue 4" w:semiHidden="1" w:unhideWhenUsed="1"/>
-    <w:lsdException w:name="List Continue 5" w:semiHidden="1" w:unhideWhenUsed="1"/>
-    <w:lsdException w:name="Message Header" w:semiHidden="1" w:unhideWhenUsed="1"/>
-    <w:lsdException w:name="Subtitle" w:uiPriority="11" w:qFormat="1"/>
-    <w:lsdException w:name="Salutation" w:semiHidden="1" w:unhideWhenUsed="1"/>
-    <w:lsdException w:name="Date" w:semiHidden="1" w:unhideWhenUsed="1"/>
-    <w:lsdException w:name="Body Text First Indent" w:semiHidden="1" w:unhideWhenUsed="1"/>
-    <w:lsdException w:name="Body Text First Indent 2" w:semiHidden="1" w:unhideWhenUsed="1"/>
-    <w:lsdException w:name="Note Heading" w:semiHidden="1" w:unhideWhenUsed="1"/>
-    <w:lsdException w:name="Body Text 2" w:semiHidden="1" w:unhideWhenUsed="1"/>
-    <w:lsdException w:name="Body Text 3" w:semiHidden="1" w:unhideWhenUsed="1"/>
-    <w:lsdException w:name="Body Text Indent 2" w:semiHidden="1" w:unhideWhenUsed="1"/>
-    <w:lsdException w:name="Body Text Indent 3" w:semiHidden="1" w:unhideWhenUsed="1"/>
-    <w:lsdException w:name="Block Text" w:semiHidden="1" w:unhideWhenUsed="1"/>
-    <w:lsdException w:name="Hyperlink" w:semiHidden="1" w:unhideWhenUsed="1"/>
-    <w:lsdException w:name="FollowedHyperlink" w:semiHidden="1" w:unhideWhenUsed="1"/>
-    <w:lsdException w:name="Strong" w:uiPriority="22" w:qFormat="1"/>
-    <w:lsdException w:name="Emphasis" w:uiPriority="20" w:qFormat="1"/>
-    <w:lsdException w:name="Document Map" w:semiHidden="1" w:unhideWhenUsed="1"/>
-    <w:lsdException w:name="Plain Text" w:semiHidden="1" w:unhideWhenUsed="1"/>
-    <w:lsdException w:name="E-mail Signature" w:semiHidden="1" w:unhideWhenUsed="1"/>
-    <w:lsdException w:name="HTML Top of Form" w:semiHidden="1" w:unhideWhenUsed="1"/>
-    <w:lsdException w:name="HTML Bottom of Form" w:semiHidden="1" w:unhideWhenUsed="1"/>
-    <w:lsdException w:name="Normal (Web)" w:semiHidden="1" w:unhideWhenUsed="1"/>
-    <w:lsdException w:name="HTML Acronym" w:semiHidden="1" w:unhideWhenUsed="1"/>
-    <w:lsdException w:name="HTML Address" w:semiHidden="1" w:unhideWhenUsed="1"/>
-    <w:lsdException w:name="HTML Cite" w:semiHidden="1" w:unhideWhenUsed="1"/>
-    <w:lsdException w:name="HTML Code" w:semiHidden="1" w:unhideWhenUsed="1"/>
-    <w:lsdException w:name="HTML Definition" w:semiHidden="1" w:unhideWhenUsed="1"/>
-    <w:lsdException w:name="HTML Keyboard" w:semiHidden="1" w:unhideWhenUsed="1"/>
-    <w:lsdException w:name="HTML Preformatted" w:semiHidden="1" w:unhideWhenUsed="1"/>
-    <w:lsdException w:name="HTML Sample" w:semiHidden="1" w:unhideWhenUsed="1"/>
-    <w:lsdException w:name="HTML Typewriter" w:semiHidden="1" w:unhideWhenUsed="1"/>
-    <w:lsdException w:name="HTML Variable" w:semiHidden="1" w:unhideWhenUsed="1"/>
-    <w:lsdException w:name="Normal Table" w:semiHidden="1" w:unhideWhenUsed="1"/>
-    <w:lsdException w:name="annotation subject" w:semiHidden="1" w:unhideWhenUsed="1"/>
-    <w:lsdException w:name="No List" w:semiHidden="1" w:unhideWhenUsed="1"/>
-    <w:lsdException w:name="Outline List 1" w:semiHidden="1" w:unhideWhenUsed="1"/>
-    <w:lsdException w:name="Outline List 2" w:semiHidden="1" w:unhideWhenUsed="1"/>
-    <w:lsdException w:name="Outline List 3" w:semiHidden="1" w:unhideWhenUsed="1"/>
-    <w:lsdException w:name="Table Simple 1" w:semiHidden="1" w:unhideWhenUsed="1"/>
-    <w:lsdException w:name="Table Simple 2" w:semiHidden="1" w:unhideWhenUsed="1"/>
-    <w:lsdException w:name="Table Simple 3" w:semiHidden="1" w:unhideWhenUsed="1"/>
-    <w:lsdException w:name="Table Classic 1" w:semiHidden="1" w:unhideWhenUsed="1"/>
-    <w:lsdException w:name="Table Classic 2" w:semiHidden="1" w:unhideWhenUsed="1"/>
-    <w:lsdException w:name="Table Classic 3" w:semiHidden="1" w:unhideWhenUsed="1"/>
-    <w:lsdException w:name="Table Classic 4" w:semiHidden="1" w:unhideWhenUsed="1"/>
-    <w:lsdException w:name="Table Colorful 1" w:semiHidden="1" w:unhideWhenUsed="1"/>
-    <w:lsdException w:name="Table Colorful 2" w:semiHidden="1" w:unhideWhenUsed="1"/>
-    <w:lsdException w:name="Table Colorful 3" w:semiHidden="1" w:unhideWhenUsed="1"/>
-    <w:lsdException w:name="Table Columns 1" w:semiHidden="1" w:unhideWhenUsed="1"/>
-    <w:lsdException w:name="Table Columns 2" w:semiHidden="1" w:unhideWhenUsed="1"/>
-    <w:lsdException w:name="Table Columns 3" w:semiHidden="1" w:unhideWhenUsed="1"/>
-    <w:lsdException w:name="Table Columns 4" w:semiHidden="1" w:unhideWhenUsed="1"/>
-    <w:lsdException w:name="Table Columns 5" w:semiHidden="1" w:unhideWhenUsed="1"/>
-    <w:lsdException w:name="Table Grid 1" w:semiHidden="1" w:unhideWhenUsed="1"/>
-    <w:lsdException w:name="Table Grid 2" w:semiHidden="1" w:unhideWhenUsed="1"/>
-    <w:lsdException w:name="Table Grid 3" w:semiHidden="1" w:unhideWhenUsed="1"/>
-    <w:lsdException w:name="Table Grid 4" w:semiHidden="1" w:unhideWhenUsed="1"/>
-    <w:lsdException w:name="Table Grid 5" w:semiHidden="1" w:unhideWhenUsed="1"/>
-    <w:lsdException w:name="Table Grid 6" w:semiHidden="1" w:unhideWhenUsed="1"/>
-    <w:lsdException w:name="Table Grid 7" w:semiHidden="1" w:unhideWhenUsed="1"/>
-    <w:lsdException w:name="Table Grid 8" w:semiHidden="1" w:unhideWhenUsed="1"/>
-    <w:lsdException w:name="Table List 1" w:semiHidden="1" w:unhideWhenUsed="1"/>
-    <w:lsdException w:name="Table List 2" w:semiHidden="1" w:unhideWhenUsed="1"/>
-    <w:lsdException w:name="Table List 3" w:semiHidden="1" w:unhideWhenUsed="1"/>
-    <w:lsdException w:name="Table List 4" w:semiHidden="1" w:unhideWhenUsed="1"/>
-    <w:lsdException w:name="Table List 5" w:semiHidden="1" w:unhideWhenUsed="1"/>
-    <w:lsdException w:name="Table List 6" w:semiHidden="1" w:unhideWhenUsed="1"/>
-    <w:lsdException w:name="Table List 7" w:semiHidden="1" w:unhideWhenUsed="1"/>
-    <w:lsdException w:name="Table List 8" w:semiHidden="1" w:unhideWhenUsed="1"/>
-    <w:lsdException w:name="Table 3D effects 1" w:semiHidden="1" w:unhideWhenUsed="1"/>
-    <w:lsdException w:name="Table 3D effects 2" w:semiHidden="1" w:unhideWhenUsed="1"/>
-    <w:lsdException w:name="Table 3D effects 3" w:semiHidden="1" w:unhideWhenUsed="1"/>
-    <w:lsdException w:name="Table Contemporary" w:semiHidden="1" w:unhideWhenUsed="1"/>
-    <w:lsdException w:name="Table Elegant" w:semiHidden="1" w:unhideWhenUsed="1"/>
-    <w:lsdException w:name="Table Professional" w:semiHidden="1" w:unhideWhenUsed="1"/>
-    <w:lsdException w:name="Table Subtle 1" w:semiHidden="1" w:unhideWhenUsed="1"/>
-    <w:lsdException w:name="Table Subtle 2" w:semiHidden="1" w:unhideWhenUsed="1"/>
-    <w:lsdException w:name="Table Web 1" w:semiHidden="1" w:unhideWhenUsed="1"/>
-    <w:lsdException w:name="Table Web 2" w:semiHidden="1" w:unhideWhenUsed="1"/>
-    <w:lsdException w:name="Table Web 3" w:semiHidden="1" w:unhideWhenUsed="1"/>
-    <w:lsdException w:name="Balloon Text" w:semiHidden="1" w:unhideWhenUsed="1"/>
-    <w:lsdException w:name="Table Grid" w:uiPriority="39"/>
-    <w:lsdException w:name="Table Theme" w:semiHidden="1" w:unhideWhenUsed="1"/>
-    <w:lsdException w:name="Placeholder Text" w:semiHidden="1"/>
-    <w:lsdException w:name="No Spacing" w:uiPriority="1" w:qFormat="1"/>
-    <w:lsdException w:name="Light Shading" w:uiPriority="60"/>
-    <w:lsdException w:name="Light List" w:uiPriority="61"/>
-    <w:lsdException w:name="Light Grid" w:uiPriority="62"/>
-    <w:lsdException w:name="Medium Shading 1" w:uiPriority="63"/>
-    <w:lsdException w:name="Medium Shading 2" w:uiPriority="64"/>
-    <w:lsdException w:name="Medium List 1" w:uiPriority="65"/>
-    <w:lsdException w:name="Medium List 2" w:uiPriority="66"/>
-    <w:lsdException w:name="Medium Grid 1" w:uiPriority="67"/>
-    <w:lsdException w:name="Medium Grid 2" w:uiPriority="68"/>
-    <w:lsdException w:name="Medium Grid 3" w:uiPriority="69"/>
-    <w:lsdException w:name="Dark List" w:uiPriority="70"/>
-    <w:lsdException w:name="Colorful Shading" w:uiPriority="71"/>
-    <w:lsdException w:name="Colorful List" w:uiPriority="72"/>
-    <w:lsdException w:name="Colorful Grid" w:uiPriority="73"/>
-    <w:lsdException w:name="Light Shading Accent 1" w:uiPriority="60"/>
-    <w:lsdException w:name="Light List Accent 1" w:uiPriority="61"/>
-    <w:lsdException w:name="Light Grid Accent 1" w:uiPriority="62"/>
-    <w:lsdException w:name="Medium Shading 1 Accent 1" w:uiPriority="63"/>
-    <w:lsdException w:name="Medium Shading 2 Accent 1" w:uiPriority="64"/>
-    <w:lsdException w:name="Medium List 1 Accent 1" w:uiPriority="65"/>
-    <w:lsdException w:name="Revision" w:semiHidden="1"/>
-    <w:lsdException w:name="List Paragraph" w:uiPriority="34" w:qFormat="1"/>
-    <w:lsdException w:name="Quote" w:uiPriority="29" w:qFormat="1"/>
-    <w:lsdException w:name="Intense Quote" w:uiPriority="30" w:qFormat="1"/>
-    <w:lsdException w:name="Medium List 2 Accent 1" w:uiPriority="66"/>
-    <w:lsdException w:name="Medium Grid 1 Accent 1" w:uiPriority="67"/>
-    <w:lsdException w:name="Medium Grid 2 Accent 1" w:uiPriority="68"/>
-    <w:lsdException w:name="Medium Grid 3 Accent 1" w:uiPriority="69"/>
-    <w:lsdException w:name="Dark List Accent 1" w:uiPriority="70"/>
-    <w:lsdException w:name="Colorful Shading Accent 1" w:uiPriority="71"/>
-    <w:lsdException w:name="Colorful List Accent 1" w:uiPriority="72"/>
-    <w:lsdException w:name="Colorful Grid Accent 1" w:uiPriority="73"/>
-    <w:lsdException w:name="Light Shading Accent 2" w:uiPriority="60"/>
-    <w:lsdException w:name="Light List Accent 2" w:uiPriority="61"/>
-    <w:lsdException w:name="Light Grid Accent 2" w:uiPriority="62"/>
-    <w:lsdException w:name="Medium Shading 1 Accent 2" w:uiPriority="63"/>
-    <w:lsdException w:name="Medium Shading 2 Accent 2" w:uiPriority="64"/>
-    <w:lsdException w:name="Medium List 1 Accent 2" w:uiPriority="65"/>
-    <w:lsdException w:name="Medium List 2 Accent 2" w:uiPriority="66"/>
-    <w:lsdException w:name="Medium Grid 1 Accent 2" w:uiPriority="67"/>
-    <w:lsdException w:name="Medium Grid 2 Accent 2" w:uiPriority="68"/>
-    <w:lsdException w:name="Medium Grid 3 Accent 2" w:uiPriority="69"/>
-    <w:lsdException w:name="Dark List Accent 2" w:uiPriority="70"/>
-    <w:lsdException w:name="Colorful Shading Accent 2" w:uiPriority="71"/>
-    <w:lsdException w:name="Colorful List Accent 2" w:uiPriority="72"/>
-    <w:lsdException w:name="Colorful Grid Accent 2" w:uiPriority="73"/>
-    <w:lsdException w:name="Light Shading Accent 3" w:uiPriority="60"/>
-    <w:lsdException w:name="Light List Accent 3" w:uiPriority="61"/>
-    <w:lsdException w:name="Light Grid Accent 3" w:uiPriority="62"/>
-    <w:lsdException w:name="Medium Shading 1 Accent 3" w:uiPriority="63"/>
-    <w:lsdException w:name="Medium Shading 2 Accent 3" w:uiPriority="64"/>
-    <w:lsdException w:name="Medium List 1 Accent 3" w:uiPriority="65"/>
-    <w:lsdException w:name="Medium List 2 Accent 3" w:uiPriority="66"/>
-    <w:lsdException w:name="Medium Grid 1 Accent 3" w:uiPriority="67"/>
-    <w:lsdException w:name="Medium Grid 2 Accent 3" w:uiPriority="68"/>
-    <w:lsdException w:name="Medium Grid 3 Accent 3" w:uiPriority="69"/>
-    <w:lsdException w:name="Dark List Accent 3" w:uiPriority="70"/>
-    <w:lsdException w:name="Colorful Shading Accent 3" w:uiPriority="71"/>
-    <w:lsdException w:name="Colorful List Accent 3" w:uiPriority="72"/>
-    <w:lsdException w:name="Colorful Grid Accent 3" w:uiPriority="73"/>
-    <w:lsdException w:name="Light Shading Accent 4" w:uiPriority="60"/>
-    <w:lsdException w:name="Light List Accent 4" w:uiPriority="61"/>
-    <w:lsdException w:name="Light Grid Accent 4" w:uiPriority="62"/>
-    <w:lsdException w:name="Medium Shading 1 Accent 4" w:uiPriority="63"/>
-    <w:lsdException w:name="Medium Shading 2 Accent 4" w:uiPriority="64"/>
-    <w:lsdException w:name="Medium List 1 Accent 4" w:uiPriority="65"/>
-    <w:lsdException w:name="Medium List 2 Accent 4" w:uiPriority="66"/>
-    <w:lsdException w:name="Medium Grid 1 Accent 4" w:uiPriority="67"/>
-    <w:lsdException w:name="Medium Grid 2 Accent 4" w:uiPriority="68"/>
-    <w:lsdException w:name="Medium Grid 3 Accent 4" w:uiPriority="69"/>
-    <w:lsdException w:name="Dark List Accent 4" w:uiPriority="70"/>
-    <w:lsdException w:name="Colorful Shading Accent 4" w:uiPriority="71"/>
-    <w:lsdException w:name="Colorful List Accent 4" w:uiPriority="72"/>
-    <w:lsdException w:name="Colorful Grid Accent 4" w:uiPriority="73"/>
-    <w:lsdException w:name="Light Shading Accent 5" w:uiPriority="60"/>
-    <w:lsdException w:name="Light List Accent 5" w:uiPriority="61"/>
-    <w:lsdException w:name="Light Grid Accent 5" w:uiPriority="62"/>
-    <w:lsdException w:name="Medium Shading 1 Accent 5" w:uiPriority="63"/>
-    <w:lsdException w:name="Medium Shading 2 Accent 5" w:uiPriority="64"/>
-    <w:lsdException w:name="Medium List 1 Accent 5" w:uiPriority="65"/>
-    <w:lsdException w:name="Medium List 2 Accent 5" w:uiPriority="66"/>
-    <w:lsdException w:name="Medium Grid 1 Accent 5" w:uiPriority="67"/>
-    <w:lsdException w:name="Medium Grid 2 Accent 5" w:uiPriority="68"/>
-    <w:lsdException w:name="Medium Grid 3 Accent 5" w:uiPriority="69"/>
-    <w:lsdException w:name="Dark List Accent 5" w:uiPriority="70"/>
-    <w:lsdException w:name="Colorful Shading Accent 5" w:uiPriority="71"/>
-    <w:lsdException w:name="Colorful List Accent 5" w:uiPriority="72"/>
-    <w:lsdException w:name="Colorful Grid Accent 5" w:uiPriority="73"/>
-    <w:lsdException w:name="Light Shading Accent 6" w:uiPriority="60"/>
-    <w:lsdException w:name="Light List Accent 6" w:uiPriority="61"/>
-    <w:lsdException w:name="Light Grid Accent 6" w:uiPriority="62"/>
-    <w:lsdException w:name="Medium Shading 1 Accent 6" w:uiPriority="63"/>
-    <w:lsdException w:name="Medium Shading 2 Accent 6" w:uiPriority="64"/>
-    <w:lsdException w:name="Medium List 1 Accent 6" w:uiPriority="65"/>
-    <w:lsdException w:name="Medium List 2 Accent 6" w:uiPriority="66"/>
-    <w:lsdException w:name="Medium Grid 1 Accent 6" w:uiPriority="67"/>
-    <w:lsdException w:name="Medium Grid 2 Accent 6" w:uiPriority="68"/>
-    <w:lsdException w:name="Medium Grid 3 Accent 6" w:uiPriority="69"/>
-    <w:lsdException w:name="Dark List Accent 6" w:uiPriority="70"/>
-    <w:lsdException w:name="Colorful Shading Accent 6" w:uiPriority="71"/>
-    <w:lsdException w:name="Colorful List Accent 6" w:uiPriority="72"/>
-    <w:lsdException w:name="Colorful Grid Accent 6" w:uiPriority="73"/>
-    <w:lsdException w:name="Subtle Emphasis" w:uiPriority="19" w:qFormat="1"/>
-    <w:lsdException w:name="Intense Emphasis" w:uiPriority="21" w:qFormat="1"/>
-    <w:lsdException w:name="Subtle Reference" w:uiPriority="31" w:qFormat="1"/>
-    <w:lsdException w:name="Intense Reference" w:uiPriority="32" w:qFormat="1"/>
-    <w:lsdException w:name="Book Title" w:uiPriority="33" w:qFormat="1"/>
-    <w:lsdException w:name="Bibliography" w:semiHidden="1" w:uiPriority="37" w:unhideWhenUsed="1"/>
-    <w:lsdException w:name="TOC Heading" w:semiHidden="1" w:uiPriority="39" w:unhideWhenUsed="1" w:qFormat="1"/>
-    <w:lsdException w:name="Plain Table 1" w:uiPriority="41"/>
-    <w:lsdException w:name="Plain Table 2" w:uiPriority="42"/>
-    <w:lsdException w:name="Plain Table 3" w:uiPriority="43"/>
-    <w:lsdException w:name="Plain Table 4" w:uiPriority="44"/>
-    <w:lsdException w:name="Plain Table 5" w:uiPriority="45"/>
-    <w:lsdException w:name="Grid Table Light" w:uiPriority="40"/>
-    <w:lsdException w:name="Grid Table 1 Light" w:uiPriority="46"/>
-    <w:lsdException w:name="Grid Table 2" w:uiPriority="47"/>
-    <w:lsdException w:name="Grid Table 3" w:uiPriority="48"/>
-    <w:lsdException w:name="Grid Table 4" w:uiPriority="49"/>
-    <w:lsdException w:name="Grid Table 5 Dark" w:uiPriority="50"/>
-    <w:lsdException w:name="Grid Table 6 Colorful" w:uiPriority="51"/>
-    <w:lsdException w:name="Grid Table 7 Colorful" w:uiPriority="52"/>
-    <w:lsdException w:name="Grid Table 1 Light Accent 1" w:uiPriority="46"/>
-    <w:lsdException w:name="Grid Table 2 Accent 1" w:uiPriority="47"/>
-    <w:lsdException w:name="Grid Table 3 Accent 1" w:uiPriority="48"/>
-    <w:lsdException w:name="Grid Table 4 Accent 1" w:uiPriority="49"/>
-    <w:lsdException w:name="Grid Table 5 Dark Accent 1" w:uiPriority="50"/>
-    <w:lsdException w:name="Grid Table 6 Colorful Accent 1" w:uiPriority="51"/>
-    <w:lsdException w:name="Grid Table 7 Colorful Accent 1" w:uiPriority="52"/>
-    <w:lsdException w:name="Grid Table 1 Light Accent 2" w:uiPriority="46"/>
-    <w:lsdException w:name="Grid Table 2 Accent 2" w:uiPriority="47"/>
-    <w:lsdException w:name="Grid Table 3 Accent 2" w:uiPriority="48"/>
-    <w:lsdException w:name="Grid Table 4 Accent 2" w:uiPriority="49"/>
-    <w:lsdException w:name="Grid Table 5 Dark Accent 2" w:uiPriority="50"/>
-    <w:lsdException w:name="Grid Table 6 Colorful Accent 2" w:uiPriority="51"/>
-    <w:lsdException w:name="Grid Table 7 Colorful Accent 2" w:uiPriority="52"/>
-    <w:lsdException w:name="Grid Table 1 Light Accent 3" w:uiPriority="46"/>
-    <w:lsdException w:name="Grid Table 2 Accent 3" w:uiPriority="47"/>
-    <w:lsdException w:name="Grid Table 3 Accent 3" w:uiPriority="48"/>
-    <w:lsdException w:name="Grid Table 4 Accent 3" w:uiPriority="49"/>
-    <w:lsdException w:name="Grid Table 5 Dark Accent 3" w:uiPriority="50"/>
-    <w:lsdException w:name="Grid Table 6 Colorful Accent 3" w:uiPriority="51"/>
-    <w:lsdException w:name="Grid Table 7 Colorful Accent 3" w:uiPriority="52"/>
-    <w:lsdException w:name="Grid Table 1 Light Accent 4" w:uiPriority="46"/>
-    <w:lsdException w:name="Grid Table 2 Accent 4" w:uiPriority="47"/>
-    <w:lsdException w:name="Grid Table 3 Accent 4" w:uiPriority="48"/>
-    <w:lsdException w:name="Grid Table 4 Accent 4" w:uiPriority="49"/>
-    <w:lsdException w:name="Grid Table 5 Dark Accent 4" w:uiPriority="50"/>
-    <w:lsdException w:name="Grid Table 6 Colorful Accent 4" w:uiPriority="51"/>
-    <w:lsdException w:name="Grid Table 7 Colorful Accent 4" w:uiPriority="52"/>
-    <w:lsdException w:name="Grid Table 1 Light Accent 5" w:uiPriority="46"/>
-    <w:lsdException w:name="Grid Table 2 Accent 5" w:uiPriority="47"/>
-    <w:lsdException w:name="Grid Table 3 Accent 5" w:uiPriority="48"/>
-    <w:lsdException w:name="Grid Table 4 Accent 5" w:uiPriority="49"/>
-    <w:lsdException w:name="Grid Table 5 Dark Accent 5" w:uiPriority="50"/>
-    <w:lsdException w:name="Grid Table 6 Colorful Accent 5" w:uiPriority="51"/>
-    <w:lsdException w:name="Grid Table 7 Colorful Accent 5" w:uiPriority="52"/>
-    <w:lsdException w:name="Grid Table 1 Light Accent 6" w:uiPriority="46"/>
-    <w:lsdException w:name="Grid Table 2 Accent 6" w:uiPriority="47"/>
-    <w:lsdException w:name="Grid Table 3 Accent 6" w:uiPriority="48"/>
-    <w:lsdException w:name="Grid Table 4 Accent 6" w:uiPriority="49"/>
-    <w:lsdException w:name="Grid Table 5 Dark Accent 6" w:uiPriority="50"/>
-    <w:lsdException w:name="Grid Table 6 Colorful Accent 6" w:uiPriority="51"/>
-    <w:lsdException w:name="Grid Table 7 Colorful Accent 6" w:uiPriority="52"/>
-    <w:lsdException w:name="List Table 1 Light" w:uiPriority="46"/>
-    <w:lsdException w:name="List Table 2" w:uiPriority="47"/>
-    <w:lsdException w:name="List Table 3" w:uiPriority="48"/>
-    <w:lsdException w:name="List Table 4" w:uiPriority="49"/>
-    <w:lsdException w:name="List Table 5 Dark" w:uiPriority="50"/>
-    <w:lsdException w:name="List Table 6 Colorful" w:uiPriority="51"/>
-    <w:lsdException w:name="List Table 7 Colorful" w:uiPriority="52"/>
-    <w:lsdException w:name="List Table 1 Light Accent 1" w:uiPriority="46"/>
-    <w:lsdException w:name="List Table 2 Accent 1" w:uiPriority="47"/>
-    <w:lsdException w:name="List Table 3 Accent 1" w:uiPriority="48"/>
-    <w:lsdException w:name="List Table 4 Accent 1" w:uiPriority="49"/>
-    <w:lsdException w:name="List Table 5 Dark Accent 1" w:uiPriority="50"/>
-    <w:lsdException w:name="List Table 6 Colorful Accent 1" w:uiPriority="51"/>
-    <w:lsdException w:name="List Table 7 Colorful Accent 1" w:uiPriority="52"/>
-    <w:lsdException w:name="List Table 1 Light Accent 2" w:uiPriority="46"/>
-    <w:lsdException w:name="List Table 2 Accent 2" w:uiPriority="47"/>
-    <w:lsdException w:name="List Table 3 Accent 2" w:uiPriority="48"/>
-    <w:lsdException w:name="List Table 4 Accent 2" w:uiPriority="49"/>
-    <w:lsdException w:name="List Table 5 Dark Accent 2" w:uiPriority="50"/>
-    <w:lsdException w:name="List Table 6 Colorful Accent 2" w:uiPriority="51"/>
-    <w:lsdException w:name="List Table 7 Colorful Accent 2" w:uiPriority="52"/>
-    <w:lsdException w:name="List Table 1 Light Accent 3" w:uiPriority="46"/>
-    <w:lsdException w:name="List Table 2 Accent 3" w:uiPriority="47"/>
-    <w:lsdException w:name="List Table 3 Accent 3" w:uiPriority="48"/>
-    <w:lsdException w:name="List Table 4 Accent 3" w:uiPriority="49"/>
-    <w:lsdException w:name="List Table 5 Dark Accent 3" w:uiPriority="50"/>
-    <w:lsdException w:name="List Table 6 Colorful Accent 3" w:uiPriority="51"/>
-    <w:lsdException w:name="List Table 7 Colorful Accent 3" w:uiPriority="52"/>
-    <w:lsdException w:name="List Table 1 Light Accent 4" w:uiPriority="46"/>
-    <w:lsdException w:name="List Table 2 Accent 4" w:uiPriority="47"/>
-    <w:lsdException w:name="List Table 3 Accent 4" w:uiPriority="48"/>
-    <w:lsdException w:name="List Table 4 Accent 4" w:uiPriority="49"/>
-    <w:lsdException w:name="List Table 5 Dark Accent 4" w:uiPriority="50"/>
-    <w:lsdException w:name="List Table 6 Colorful Accent 4" w:uiPriority="51"/>
-    <w:lsdException w:name="List Table 7 Colorful Accent 4" w:uiPriority="52"/>
-    <w:lsdException w:name="List Table 1 Light Accent 5" w:uiPriority="46"/>
-    <w:lsdException w:name="List Table 2 Accent 5" w:uiPriority="47"/>
-    <w:lsdException w:name="List Table 3 Accent 5" w:uiPriority="48"/>
-    <w:lsdException w:name="List Table 4 Accent 5" w:uiPriority="49"/>
-    <w:lsdException w:name="List Table 5 Dark Accent 5" w:uiPriority="50"/>
-    <w:lsdException w:name="List Table 6 Colorful Accent 5" w:uiPriority="51"/>
-    <w:lsdException w:name="List Table 7 Colorful Accent 5" w:uiPriority="52"/>
-    <w:lsdException w:name="List Table 1 Light Accent 6" w:uiPriority="46"/>
-    <w:lsdException w:name="List Table 2 Accent 6" w:uiPriority="47"/>
-    <w:lsdException w:name="List Table 3 Accent 6" w:uiPriority="48"/>
-    <w:lsdException w:name="List Table 4 Accent 6" w:uiPriority="49"/>
-    <w:lsdException w:name="List Table 5 Dark Accent 6" w:uiPriority="50"/>
-    <w:lsdException w:name="List Table 6 Colorful Accent 6" w:uiPriority="51"/>
-    <w:lsdException w:name="List Table 7 Colorful Accent 6" w:uiPriority="52"/>
-    <w:lsdException w:name="Mention" w:semiHidden="1" w:unhideWhenUsed="1"/>
-    <w:lsdException w:name="Smart Hyperlink" w:semiHidden="1" w:unhideWhenUsed="1"/>
-    <w:lsdException w:name="Hashtag" w:semiHidden="1" w:unhideWhenUsed="1"/>
-    <w:lsdException w:name="Unresolved Mention" w:semiHidden="1" w:unhideWhenUsed="1"/>
-  </w:latentStyles>
-  <w:style w:type="paragraph" w:default="1" w:styleId="Normal">
-    <w:name w:val="Normal"/>
-    <w:qFormat/>
-  </w:style>
-  <w:style w:type="paragraph" w:styleId="Heading7">
-    <w:name w:val="heading 7"/>
-    <w:basedOn w:val="Normal"/>
-    <w:next w:val="Normal"/>
-    <w:link w:val="Heading7Char"/>
-    <w:uiPriority w:val="9"/>
-    <w:semiHidden/>
-    <w:qFormat/>
-    <w:rsid w:val="00D45AB5"/>
-    <w:pPr>
-      <w:keepNext/>
-      <w:keepLines/>
-      <w:spacing w:after="0" w:line="240" w:lineRule="auto"/>
-      <w:outlineLvl w:val="6"/>
-    </w:pPr>
-    <w:rPr>
-      <w:rFonts w:asciiTheme="majorHAnsi" w:eastAsiaTheme="majorEastAsia" w:hAnsiTheme="majorHAnsi" w:cstheme="majorBidi"/>
-      <w:b/>
-      <w:iCs/>
-      <w:color w:val="44546A" w:themeColor="text2"/>
-      <w:sz w:val="24"/>
-      <w:szCs w:val="24"/>
-    </w:rPr>
-  </w:style>
-  <w:style w:type="character" w:default="1" w:styleId="DefaultParagraphFont">
-    <w:name w:val="Default Paragraph Font"/>
-    <w:uiPriority w:val="1"/>
-    <w:semiHidden/>
-    <w:unhideWhenUsed/>
-  </w:style>
-  <w:style w:type="table" w:default="1" w:styleId="TableNormal">
-    <w:name w:val="Normal Table"/>
-    <w:uiPriority w:val="99"/>
-    <w:semiHidden/>
-    <w:unhideWhenUsed/>
-    <w:tblPr>
-      <w:tblInd w:w="0" w:type="dxa"/>
-      <w:tblCellMar>
-        <w:top w:w="0" w:type="dxa"/>
-        <w:left w:w="108" w:type="dxa"/>
-        <w:bottom w:w="0" w:type="dxa"/>
-        <w:right w:w="108" w:type="dxa"/>
-      </w:tblCellMar>
-    </w:tblPr>
-  </w:style>
-  <w:style w:type="numbering" w:default="1" w:styleId="NoList">
-    <w:name w:val="No List"/>
-    <w:uiPriority w:val="99"/>
-    <w:semiHidden/>
-    <w:unhideWhenUsed/>
-  </w:style>
-  <w:style w:type="paragraph" w:customStyle="1" w:styleId="D4627B2336CC466D8717EB022AFA0AF7">
-    <w:name w:val="D4627B2336CC466D8717EB022AFA0AF7"/>
-  </w:style>
-  <w:style w:type="paragraph" w:customStyle="1" w:styleId="8AA59B3C05E74243826B8319E817BF3B">
-    <w:name w:val="8AA59B3C05E74243826B8319E817BF3B"/>
-  </w:style>
-  <w:style w:type="paragraph" w:customStyle="1" w:styleId="722D76086CA64865ACA00731426A3DDB">
-    <w:name w:val="722D76086CA64865ACA00731426A3DDB"/>
-  </w:style>
-  <w:style w:type="paragraph" w:customStyle="1" w:styleId="9E835D599F3847CF9E36FA2CECA57010">
-    <w:name w:val="9E835D599F3847CF9E36FA2CECA57010"/>
-  </w:style>
-  <w:style w:type="paragraph" w:customStyle="1" w:styleId="0D7676F8E52449538BB596179561D167">
-    <w:name w:val="0D7676F8E52449538BB596179561D167"/>
-  </w:style>
-  <w:style w:type="paragraph" w:customStyle="1" w:styleId="C869CA5E9D4D467D8031DB1839C6ACCE">
-    <w:name w:val="C869CA5E9D4D467D8031DB1839C6ACCE"/>
-  </w:style>
-  <w:style w:type="paragraph" w:customStyle="1" w:styleId="0D7465A1A1B54775AE957D8663A4506F">
-    <w:name w:val="0D7465A1A1B54775AE957D8663A4506F"/>
-  </w:style>
-  <w:style w:type="paragraph" w:customStyle="1" w:styleId="E7E51A7F1C1D4620BDD2558A09C0E92E">
-    <w:name w:val="E7E51A7F1C1D4620BDD2558A09C0E92E"/>
-    <w:rsid w:val="008B7595"/>
-    <w:rPr>
-      <w:lang w:eastAsia="en-US"/>
-    </w:rPr>
-  </w:style>
-  <w:style w:type="paragraph" w:customStyle="1" w:styleId="9603B76A98C84FC995ED9BE005025879">
-    <w:name w:val="9603B76A98C84FC995ED9BE005025879"/>
-    <w:rsid w:val="008B7595"/>
-    <w:rPr>
-      <w:lang w:eastAsia="en-US"/>
-    </w:rPr>
-  </w:style>
-  <w:style w:type="paragraph" w:customStyle="1" w:styleId="EEC29C9EA5B44A05A1E9A76FDC6D51FA">
-    <w:name w:val="EEC29C9EA5B44A05A1E9A76FDC6D51FA"/>
-    <w:rsid w:val="008B7595"/>
-    <w:rPr>
-      <w:lang w:eastAsia="en-US"/>
-    </w:rPr>
-  </w:style>
-  <w:style w:type="paragraph" w:customStyle="1" w:styleId="FE4AC144CFB340318EAD0A1B2DFEC663">
-    <w:name w:val="FE4AC144CFB340318EAD0A1B2DFEC663"/>
-    <w:rsid w:val="008B7595"/>
-    <w:rPr>
-      <w:lang w:eastAsia="en-US"/>
-    </w:rPr>
-  </w:style>
-  <w:style w:type="paragraph" w:customStyle="1" w:styleId="07BF9FF4DFF54997BC360F90D36119FD">
-    <w:name w:val="07BF9FF4DFF54997BC360F90D36119FD"/>
-    <w:rsid w:val="008B7595"/>
-    <w:rPr>
-      <w:lang w:eastAsia="en-US"/>
-    </w:rPr>
-  </w:style>
-  <w:style w:type="character" w:styleId="PlaceholderText">
-    <w:name w:val="Placeholder Text"/>
-    <w:basedOn w:val="DefaultParagraphFont"/>
-    <w:uiPriority w:val="99"/>
-    <w:semiHidden/>
-    <w:rsid w:val="00D45AB5"/>
-    <w:rPr>
-      <w:color w:val="808080"/>
-    </w:rPr>
-  </w:style>
-  <w:style w:type="paragraph" w:customStyle="1" w:styleId="30E30A3B77254AD8BD1340F84D03ACE6">
-    <w:name w:val="30E30A3B77254AD8BD1340F84D03ACE6"/>
-    <w:rsid w:val="008B7595"/>
-    <w:rPr>
-      <w:lang w:eastAsia="en-US"/>
-    </w:rPr>
-  </w:style>
-  <w:style w:type="paragraph" w:customStyle="1" w:styleId="1EFE4F429C4A4CCD98392435BA3B728B">
-    <w:name w:val="1EFE4F429C4A4CCD98392435BA3B728B"/>
-    <w:rsid w:val="008B7595"/>
-    <w:rPr>
-      <w:lang w:eastAsia="en-US"/>
-    </w:rPr>
-  </w:style>
-  <w:style w:type="paragraph" w:customStyle="1" w:styleId="01295E36929F4052990EA922D98C6F41">
-    <w:name w:val="01295E36929F4052990EA922D98C6F41"/>
-    <w:rsid w:val="008B7595"/>
-    <w:rPr>
-      <w:lang w:eastAsia="en-US"/>
-    </w:rPr>
-  </w:style>
-  <w:style w:type="paragraph" w:customStyle="1" w:styleId="7B64811DCA6E42C49161AD481732B9C2">
-    <w:name w:val="7B64811DCA6E42C49161AD481732B9C2"/>
-    <w:rsid w:val="008B7595"/>
-    <w:rPr>
-      <w:lang w:eastAsia="en-US"/>
-    </w:rPr>
-  </w:style>
-  <w:style w:type="paragraph" w:customStyle="1" w:styleId="171EBA0A81F64C11A4D1F562F618DFAB">
-    <w:name w:val="171EBA0A81F64C11A4D1F562F618DFAB"/>
-    <w:rsid w:val="008B7595"/>
-    <w:rPr>
-      <w:lang w:eastAsia="en-US"/>
-    </w:rPr>
-  </w:style>
-  <w:style w:type="paragraph" w:customStyle="1" w:styleId="1CC51247FC914270AA453263EB349E2D">
-    <w:name w:val="1CC51247FC914270AA453263EB349E2D"/>
-    <w:rsid w:val="008B7595"/>
-    <w:rPr>
-      <w:lang w:eastAsia="en-US"/>
-    </w:rPr>
-  </w:style>
-  <w:style w:type="paragraph" w:customStyle="1" w:styleId="36CF7595E7D44511AA923389271A6973">
-    <w:name w:val="36CF7595E7D44511AA923389271A6973"/>
-    <w:rsid w:val="008B7595"/>
-    <w:rPr>
-      <w:lang w:eastAsia="en-US"/>
-    </w:rPr>
-  </w:style>
-  <w:style w:type="paragraph" w:customStyle="1" w:styleId="5F1FAE970B7F46CB90008DF6D395C996">
-    <w:name w:val="5F1FAE970B7F46CB90008DF6D395C996"/>
-    <w:rsid w:val="008B7595"/>
-    <w:rPr>
-      <w:lang w:eastAsia="en-US"/>
-    </w:rPr>
-  </w:style>
-  <w:style w:type="paragraph" w:styleId="Closing">
-    <w:name w:val="Closing"/>
-    <w:basedOn w:val="Normal"/>
-    <w:link w:val="ClosingChar"/>
-    <w:uiPriority w:val="5"/>
-    <w:semiHidden/>
-    <w:unhideWhenUsed/>
-    <w:qFormat/>
-    <w:rsid w:val="00627145"/>
-    <w:pPr>
-      <w:spacing w:before="720" w:after="0" w:line="240" w:lineRule="auto"/>
-    </w:pPr>
-    <w:rPr>
-      <w:sz w:val="24"/>
-      <w:szCs w:val="24"/>
-    </w:rPr>
-  </w:style>
-  <w:style w:type="character" w:customStyle="1" w:styleId="ClosingChar">
-    <w:name w:val="Closing Char"/>
-    <w:basedOn w:val="DefaultParagraphFont"/>
-    <w:link w:val="Closing"/>
-    <w:uiPriority w:val="5"/>
-    <w:semiHidden/>
-    <w:rsid w:val="00627145"/>
-    <w:rPr>
-      <w:sz w:val="24"/>
-      <w:szCs w:val="24"/>
-    </w:rPr>
-  </w:style>
-  <w:style w:type="paragraph" w:customStyle="1" w:styleId="E51576EFDD8E454F95B576E5CFA36325">
-    <w:name w:val="E51576EFDD8E454F95B576E5CFA36325"/>
-    <w:rsid w:val="00627145"/>
-    <w:rPr>
-      <w:lang w:eastAsia="en-US"/>
-    </w:rPr>
-  </w:style>
-  <w:style w:type="paragraph" w:customStyle="1" w:styleId="56CF28433CD641DC99316BF0B8E18908">
-    <w:name w:val="56CF28433CD641DC99316BF0B8E18908"/>
-    <w:rsid w:val="00D07750"/>
-    <w:rPr>
-      <w:lang w:eastAsia="en-US"/>
-    </w:rPr>
-  </w:style>
-  <w:style w:type="paragraph" w:customStyle="1" w:styleId="1C9D7E33535B421EB5BF6CE321B9F882">
-    <w:name w:val="1C9D7E33535B421EB5BF6CE321B9F882"/>
-    <w:rsid w:val="00D07750"/>
-    <w:rPr>
-      <w:lang w:eastAsia="en-US"/>
-    </w:rPr>
-  </w:style>
-  <w:style w:type="paragraph" w:customStyle="1" w:styleId="7B9FC4119BEB46D9B112BAE8EC239AEB">
-    <w:name w:val="7B9FC4119BEB46D9B112BAE8EC239AEB"/>
-    <w:rsid w:val="00D07750"/>
-    <w:rPr>
-      <w:lang w:eastAsia="en-US"/>
-    </w:rPr>
-  </w:style>
-  <w:style w:type="paragraph" w:customStyle="1" w:styleId="EC1B87F47665402EA56B9C929864C66C">
-    <w:name w:val="EC1B87F47665402EA56B9C929864C66C"/>
-    <w:rsid w:val="00D07750"/>
-    <w:rPr>
-      <w:lang w:eastAsia="en-US"/>
-    </w:rPr>
-  </w:style>
-  <w:style w:type="paragraph" w:customStyle="1" w:styleId="6135E8666A104A33833D085BD75C4F84">
-    <w:name w:val="6135E8666A104A33833D085BD75C4F84"/>
-    <w:rsid w:val="00D07750"/>
-    <w:rPr>
-      <w:lang w:eastAsia="en-US"/>
-    </w:rPr>
-  </w:style>
-  <w:style w:type="paragraph" w:customStyle="1" w:styleId="BBF45A28EA594FDEA4BD051AA630184E">
-    <w:name w:val="BBF45A28EA594FDEA4BD051AA630184E"/>
-    <w:rsid w:val="00D07750"/>
-    <w:rPr>
-      <w:lang w:eastAsia="en-US"/>
-    </w:rPr>
-  </w:style>
-  <w:style w:type="paragraph" w:customStyle="1" w:styleId="4455C15509424EC4ADFE1003CDD8BF5C">
-    <w:name w:val="4455C15509424EC4ADFE1003CDD8BF5C"/>
-    <w:rsid w:val="00D07750"/>
-    <w:rPr>
-      <w:lang w:eastAsia="en-US"/>
-    </w:rPr>
-  </w:style>
-  <w:style w:type="paragraph" w:customStyle="1" w:styleId="C5A029818AC840D4BF11C2CC257DDAC3">
-    <w:name w:val="C5A029818AC840D4BF11C2CC257DDAC3"/>
-    <w:rsid w:val="00D07750"/>
-    <w:rPr>
-      <w:lang w:eastAsia="en-US"/>
-    </w:rPr>
-  </w:style>
-  <w:style w:type="character" w:customStyle="1" w:styleId="Heading7Char">
-    <w:name w:val="Heading 7 Char"/>
-    <w:basedOn w:val="DefaultParagraphFont"/>
-    <w:link w:val="Heading7"/>
-    <w:uiPriority w:val="9"/>
-    <w:semiHidden/>
-    <w:rsid w:val="00D45AB5"/>
-    <w:rPr>
-      <w:rFonts w:asciiTheme="majorHAnsi" w:eastAsiaTheme="majorEastAsia" w:hAnsiTheme="majorHAnsi" w:cstheme="majorBidi"/>
-      <w:b/>
-      <w:iCs/>
-      <w:color w:val="44546A" w:themeColor="text2"/>
-      <w:sz w:val="24"/>
-      <w:szCs w:val="24"/>
-    </w:rPr>
-  </w:style>
-</w:styles>
-</file>
-
-<file path=word/glossary/webSettings.xml><?xml version="1.0" encoding="utf-8"?>
-<w:webSettings xmlns:mc="http://schemas.openxmlformats.org/markup-compatibility/2006" xmlns:r="http://schemas.openxmlformats.org/officeDocument/2006/relationships" xmlns:w="http://schemas.openxmlformats.org/wordprocessingml/2006/main" xmlns:w14="http://schemas.microsoft.com/office/word/2010/wordml" xmlns:w15="http://schemas.microsoft.com/office/word/2012/wordml" xmlns:w16cid="http://schemas.microsoft.com/office/word/2016/wordml/cid" xmlns:w16se="http://schemas.microsoft.com/office/word/2015/wordml/symex" mc:Ignorable="w14 w15 w16se w16cid">
-  <w:optimizeForBrowser/>
-  <w:allowPNG/>
-</w:webSettings>
-</file>
-
 <file path=word/theme/theme1.xml><?xml version="1.0" encoding="utf-8"?>
 <a:theme xmlns:a="http://schemas.openxmlformats.org/drawingml/2006/main" name="Office Theme">
   <a:themeElements>
@@ -4800,256 +3702,4 @@
     </a:ext>
   </a:extLst>
 </a:theme>
-</file>
-
-<file path=customXml/item1.xml><?xml version="1.0" encoding="utf-8"?>
-<b:Sources xmlns:b="http://schemas.openxmlformats.org/officeDocument/2006/bibliography" xmlns="http://schemas.openxmlformats.org/officeDocument/2006/bibliography" SelectedStyle="\APASixthEditionOfficeOnline.xsl" StyleName="APA" Version="6"/>
-</file>
-
-<file path=customXml/item2.xml><?xml version="1.0" encoding="utf-8"?>
-<ct:contentTypeSchema xmlns:ct="http://schemas.microsoft.com/office/2006/metadata/contentType" xmlns:ma="http://schemas.microsoft.com/office/2006/metadata/properties/metaAttributes" ct:_="" ma:_="" ma:contentTypeName="Document" ma:contentTypeID="0x01010079F111ED35F8CC479449609E8A0923A6" ma:contentTypeVersion="11" ma:contentTypeDescription="Create a new document." ma:contentTypeScope="" ma:versionID="1c2eb7a32e66fb6e4260f3771546a5e2">
-  <xsd:schema xmlns:xsd="http://www.w3.org/2001/XMLSchema" xmlns:xs="http://www.w3.org/2001/XMLSchema" xmlns:p="http://schemas.microsoft.com/office/2006/metadata/properties" xmlns:ns2="71af3243-3dd4-4a8d-8c0d-dd76da1f02a5" xmlns:ns3="16c05727-aa75-4e4a-9b5f-8a80a1165891" targetNamespace="http://schemas.microsoft.com/office/2006/metadata/properties" ma:root="true" ma:fieldsID="04e1f6479c48b08974ba73b5ca973489" ns2:_="" ns3:_="">
-    <xsd:import namespace="71af3243-3dd4-4a8d-8c0d-dd76da1f02a5"/>
-    <xsd:import namespace="16c05727-aa75-4e4a-9b5f-8a80a1165891"/>
-    <xsd:element name="properties">
-      <xsd:complexType>
-        <xsd:sequence>
-          <xsd:element name="documentManagement">
-            <xsd:complexType>
-              <xsd:all>
-                <xsd:element ref="ns2:MediaServiceMetadata" minOccurs="0"/>
-                <xsd:element ref="ns2:MediaServiceFastMetadata" minOccurs="0"/>
-                <xsd:element ref="ns2:MediaServiceOCR" minOccurs="0"/>
-                <xsd:element ref="ns2:MediaServiceAutoTags" minOccurs="0"/>
-                <xsd:element ref="ns2:MediaServiceEventHashCode" minOccurs="0"/>
-                <xsd:element ref="ns2:MediaServiceGenerationTime" minOccurs="0"/>
-                <xsd:element ref="ns3:SharedWithUsers" minOccurs="0"/>
-                <xsd:element ref="ns3:SharedWithDetails" minOccurs="0"/>
-                <xsd:element ref="ns2:MediaServiceAutoKeyPoints" minOccurs="0"/>
-                <xsd:element ref="ns2:MediaServiceKeyPoints" minOccurs="0"/>
-                <xsd:element ref="ns2:MediaServiceDateTaken" minOccurs="0"/>
-              </xsd:all>
-            </xsd:complexType>
-          </xsd:element>
-        </xsd:sequence>
-      </xsd:complexType>
-    </xsd:element>
-  </xsd:schema>
-  <xsd:schema xmlns:xsd="http://www.w3.org/2001/XMLSchema" xmlns:xs="http://www.w3.org/2001/XMLSchema" xmlns:dms="http://schemas.microsoft.com/office/2006/documentManagement/types" xmlns:pc="http://schemas.microsoft.com/office/infopath/2007/PartnerControls" targetNamespace="71af3243-3dd4-4a8d-8c0d-dd76da1f02a5" elementFormDefault="qualified">
-    <xsd:import namespace="http://schemas.microsoft.com/office/2006/documentManagement/types"/>
-    <xsd:import namespace="http://schemas.microsoft.com/office/infopath/2007/PartnerControls"/>
-    <xsd:element name="MediaServiceMetadata" ma:index="8" nillable="true" ma:displayName="MediaServiceMetadata" ma:hidden="true" ma:internalName="MediaServiceMetadata" ma:readOnly="true">
-      <xsd:simpleType>
-        <xsd:restriction base="dms:Note"/>
-      </xsd:simpleType>
-    </xsd:element>
-    <xsd:element name="MediaServiceFastMetadata" ma:index="9" nillable="true" ma:displayName="MediaServiceFastMetadata" ma:hidden="true" ma:internalName="MediaServiceFastMetadata" ma:readOnly="true">
-      <xsd:simpleType>
-        <xsd:restriction base="dms:Note"/>
-      </xsd:simpleType>
-    </xsd:element>
-    <xsd:element name="MediaServiceOCR" ma:index="10" nillable="true" ma:displayName="MediaServiceOCR" ma:internalName="MediaServiceOCR" ma:readOnly="true">
-      <xsd:simpleType>
-        <xsd:restriction base="dms:Note">
-          <xsd:maxLength value="255"/>
-        </xsd:restriction>
-      </xsd:simpleType>
-    </xsd:element>
-    <xsd:element name="MediaServiceAutoTags" ma:index="11" nillable="true" ma:displayName="MediaServiceAutoTags" ma:internalName="MediaServiceAutoTags" ma:readOnly="true">
-      <xsd:simpleType>
-        <xsd:restriction base="dms:Text"/>
-      </xsd:simpleType>
-    </xsd:element>
-    <xsd:element name="MediaServiceEventHashCode" ma:index="12" nillable="true" ma:displayName="MediaServiceEventHashCode" ma:hidden="true" ma:internalName="MediaServiceEventHashCode" ma:readOnly="true">
-      <xsd:simpleType>
-        <xsd:restriction base="dms:Text"/>
-      </xsd:simpleType>
-    </xsd:element>
-    <xsd:element name="MediaServiceGenerationTime" ma:index="13" nillable="true" ma:displayName="MediaServiceGenerationTime" ma:hidden="true" ma:internalName="MediaServiceGenerationTime" ma:readOnly="true">
-      <xsd:simpleType>
-        <xsd:restriction base="dms:Text"/>
-      </xsd:simpleType>
-    </xsd:element>
-    <xsd:element name="MediaServiceAutoKeyPoints" ma:index="16" nillable="true" ma:displayName="MediaServiceAutoKeyPoints" ma:hidden="true" ma:internalName="MediaServiceAutoKeyPoints" ma:readOnly="true">
-      <xsd:simpleType>
-        <xsd:restriction base="dms:Note"/>
-      </xsd:simpleType>
-    </xsd:element>
-    <xsd:element name="MediaServiceKeyPoints" ma:index="17" nillable="true" ma:displayName="KeyPoints" ma:internalName="MediaServiceKeyPoints" ma:readOnly="false">
-      <xsd:simpleType>
-        <xsd:restriction base="dms:Note">
-          <xsd:maxLength value="255"/>
-        </xsd:restriction>
-      </xsd:simpleType>
-    </xsd:element>
-    <xsd:element name="MediaServiceDateTaken" ma:index="18" nillable="true" ma:displayName="MediaServiceDateTaken" ma:hidden="true" ma:internalName="MediaServiceDateTaken" ma:readOnly="true">
-      <xsd:simpleType>
-        <xsd:restriction base="dms:Text"/>
-      </xsd:simpleType>
-    </xsd:element>
-  </xsd:schema>
-  <xsd:schema xmlns:xsd="http://www.w3.org/2001/XMLSchema" xmlns:xs="http://www.w3.org/2001/XMLSchema" xmlns:dms="http://schemas.microsoft.com/office/2006/documentManagement/types" xmlns:pc="http://schemas.microsoft.com/office/infopath/2007/PartnerControls" targetNamespace="16c05727-aa75-4e4a-9b5f-8a80a1165891" elementFormDefault="qualified">
-    <xsd:import namespace="http://schemas.microsoft.com/office/2006/documentManagement/types"/>
-    <xsd:import namespace="http://schemas.microsoft.com/office/infopath/2007/PartnerControls"/>
-    <xsd:element name="SharedWithUsers" ma:index="14" nillable="true" ma:displayName="Shared With" ma:internalName="SharedWithUsers" ma:readOnly="true">
-      <xsd:complexType>
-        <xsd:complexContent>
-          <xsd:extension base="dms:UserMulti">
-            <xsd:sequence>
-              <xsd:element name="UserInfo" minOccurs="0" maxOccurs="unbounded">
-                <xsd:complexType>
-                  <xsd:sequence>
-                    <xsd:element name="DisplayName" type="xsd:string" minOccurs="0"/>
-                    <xsd:element name="AccountId" type="dms:UserId" minOccurs="0" nillable="true"/>
-                    <xsd:element name="AccountType" type="xsd:string" minOccurs="0"/>
-                  </xsd:sequence>
-                </xsd:complexType>
-              </xsd:element>
-            </xsd:sequence>
-          </xsd:extension>
-        </xsd:complexContent>
-      </xsd:complexType>
-    </xsd:element>
-    <xsd:element name="SharedWithDetails" ma:index="15" nillable="true" ma:displayName="Shared With Details" ma:internalName="SharedWithDetails" ma:readOnly="true">
-      <xsd:simpleType>
-        <xsd:restriction base="dms:Note">
-          <xsd:maxLength value="255"/>
-        </xsd:restriction>
-      </xsd:simpleType>
-    </xsd:element>
-  </xsd:schema>
-  <xsd:schema xmlns="http://schemas.openxmlformats.org/package/2006/metadata/core-properties" xmlns:xsd="http://www.w3.org/2001/XMLSchema" xmlns:xsi="http://www.w3.org/2001/XMLSchema-instance" xmlns:dc="http://purl.org/dc/elements/1.1/" xmlns:dcterms="http://purl.org/dc/terms/" xmlns:odoc="http://schemas.microsoft.com/internal/obd" targetNamespace="http://schemas.openxmlformats.org/package/2006/metadata/core-properties" elementFormDefault="qualified" attributeFormDefault="unqualified" blockDefault="#all">
-    <xsd:import namespace="http://purl.org/dc/elements/1.1/" schemaLocation="http://dublincore.org/schemas/xmls/qdc/2003/04/02/dc.xsd"/>
-    <xsd:import namespace="http://purl.org/dc/terms/" schemaLocation="http://dublincore.org/schemas/xmls/qdc/2003/04/02/dcterms.xsd"/>
-    <xsd:element name="coreProperties" type="CT_coreProperties"/>
-    <xsd:complexType name="CT_coreProperties">
-      <xsd:all>
-        <xsd:element ref="dc:creator" minOccurs="0" maxOccurs="1"/>
-        <xsd:element ref="dcterms:created" minOccurs="0" maxOccurs="1"/>
-        <xsd:element ref="dc:identifier" minOccurs="0" maxOccurs="1"/>
-        <xsd:element name="contentType" minOccurs="0" maxOccurs="1" type="xsd:string" ma:index="0" ma:displayName="Content Type"/>
-        <xsd:element ref="dc:title" minOccurs="0" maxOccurs="1" ma:index="4" ma:displayName="Title"/>
-        <xsd:element ref="dc:subject" minOccurs="0" maxOccurs="1"/>
-        <xsd:element ref="dc:description" minOccurs="0" maxOccurs="1"/>
-        <xsd:element name="keywords" minOccurs="0" maxOccurs="1" type="xsd:string"/>
-        <xsd:element ref="dc:language" minOccurs="0" maxOccurs="1"/>
-        <xsd:element name="category" minOccurs="0" maxOccurs="1" type="xsd:string"/>
-        <xsd:element name="version" minOccurs="0" maxOccurs="1" type="xsd:string"/>
-        <xsd:element name="revision" minOccurs="0" maxOccurs="1" type="xsd:string">
-          <xsd:annotation>
-            <xsd:documentation>
-                        This value indicates the number of saves or revisions. The application is responsible for updating this value after each revision.
-                    </xsd:documentation>
-          </xsd:annotation>
-        </xsd:element>
-        <xsd:element name="lastModifiedBy" minOccurs="0" maxOccurs="1" type="xsd:string"/>
-        <xsd:element ref="dcterms:modified" minOccurs="0" maxOccurs="1"/>
-        <xsd:element name="contentStatus" minOccurs="0" maxOccurs="1" type="xsd:string"/>
-      </xsd:all>
-    </xsd:complexType>
-  </xsd:schema>
-  <xs:schema xmlns:pc="http://schemas.microsoft.com/office/infopath/2007/PartnerControls" xmlns:xs="http://www.w3.org/2001/XMLSchema" targetNamespace="http://schemas.microsoft.com/office/infopath/2007/PartnerControls" elementFormDefault="qualified" attributeFormDefault="unqualified">
-    <xs:element name="Person">
-      <xs:complexType>
-        <xs:sequence>
-          <xs:element ref="pc:DisplayName" minOccurs="0"/>
-          <xs:element ref="pc:AccountId" minOccurs="0"/>
-          <xs:element ref="pc:AccountType" minOccurs="0"/>
-        </xs:sequence>
-      </xs:complexType>
-    </xs:element>
-    <xs:element name="DisplayName" type="xs:string"/>
-    <xs:element name="AccountId" type="xs:string"/>
-    <xs:element name="AccountType" type="xs:string"/>
-    <xs:element name="BDCAssociatedEntity">
-      <xs:complexType>
-        <xs:sequence>
-          <xs:element ref="pc:BDCEntity" minOccurs="0" maxOccurs="unbounded"/>
-        </xs:sequence>
-        <xs:attribute ref="pc:EntityNamespace"/>
-        <xs:attribute ref="pc:EntityName"/>
-        <xs:attribute ref="pc:SystemInstanceName"/>
-        <xs:attribute ref="pc:AssociationName"/>
-      </xs:complexType>
-    </xs:element>
-    <xs:attribute name="EntityNamespace" type="xs:string"/>
-    <xs:attribute name="EntityName" type="xs:string"/>
-    <xs:attribute name="SystemInstanceName" type="xs:string"/>
-    <xs:attribute name="AssociationName" type="xs:string"/>
-    <xs:element name="BDCEntity">
-      <xs:complexType>
-        <xs:sequence>
-          <xs:element ref="pc:EntityDisplayName" minOccurs="0"/>
-          <xs:element ref="pc:EntityInstanceReference" minOccurs="0"/>
-          <xs:element ref="pc:EntityId1" minOccurs="0"/>
-          <xs:element ref="pc:EntityId2" minOccurs="0"/>
-          <xs:element ref="pc:EntityId3" minOccurs="0"/>
-          <xs:element ref="pc:EntityId4" minOccurs="0"/>
-          <xs:element ref="pc:EntityId5" minOccurs="0"/>
-        </xs:sequence>
-      </xs:complexType>
-    </xs:element>
-    <xs:element name="EntityDisplayName" type="xs:string"/>
-    <xs:element name="EntityInstanceReference" type="xs:string"/>
-    <xs:element name="EntityId1" type="xs:string"/>
-    <xs:element name="EntityId2" type="xs:string"/>
-    <xs:element name="EntityId3" type="xs:string"/>
-    <xs:element name="EntityId4" type="xs:string"/>
-    <xs:element name="EntityId5" type="xs:string"/>
-    <xs:element name="Terms">
-      <xs:complexType>
-        <xs:sequence>
-          <xs:element ref="pc:TermInfo" minOccurs="0" maxOccurs="unbounded"/>
-        </xs:sequence>
-      </xs:complexType>
-    </xs:element>
-    <xs:element name="TermInfo">
-      <xs:complexType>
-        <xs:sequence>
-          <xs:element ref="pc:TermName" minOccurs="0"/>
-          <xs:element ref="pc:TermId" minOccurs="0"/>
-        </xs:sequence>
-      </xs:complexType>
-    </xs:element>
-    <xs:element name="TermName" type="xs:string"/>
-    <xs:element name="TermId" type="xs:string"/>
-  </xs:schema>
-</ct:contentTypeSchema>
-</file>
-
-<file path=customXml/item3.xml><?xml version="1.0" encoding="utf-8"?>
-<?mso-contentType ?>
-<FormTemplates xmlns="http://schemas.microsoft.com/sharepoint/v3/contenttype/forms">
-  <Display>DocumentLibraryForm</Display>
-  <Edit>DocumentLibraryForm</Edit>
-  <New>DocumentLibraryForm</New>
-</FormTemplates>
-</file>
-
-<file path=customXml/item4.xml><?xml version="1.0" encoding="utf-8"?>
-<p:properties xmlns:p="http://schemas.microsoft.com/office/2006/metadata/properties" xmlns:xsi="http://www.w3.org/2001/XMLSchema-instance" xmlns:pc="http://schemas.microsoft.com/office/infopath/2007/PartnerControls">
-  <documentManagement>
-    <MediaServiceKeyPoints xmlns="71af3243-3dd4-4a8d-8c0d-dd76da1f02a5" xsi:nil="true"/>
-  </documentManagement>
-</p:properties>
-</file>
-
-<file path=customXml/itemProps1.xml><?xml version="1.0" encoding="utf-8"?>
-<ds:datastoreItem xmlns:ds="http://schemas.openxmlformats.org/officeDocument/2006/customXml" ds:itemID="{ABA3B274-84B0-410B-852E-42D5EB525329}">
-  <ds:schemaRefs>
-    <ds:schemaRef ds:uri="http://schemas.openxmlformats.org/officeDocument/2006/bibliography"/>
-  </ds:schemaRefs>
-</ds:datastoreItem>
-</file>
-
-<file path=customXml/itemProps2.xml><?xml version="1.0" encoding="utf-8"?>
-<ds:datastoreItem xmlns:ds="http://schemas.openxmlformats.org/officeDocument/2006/customXml" ds:itemID="{73182D65-FDC2-490D-942B-F69C3637A190}"/>
-</file>
-
-<file path=customXml/itemProps3.xml><?xml version="1.0" encoding="utf-8"?>
-<ds:datastoreItem xmlns:ds="http://schemas.openxmlformats.org/officeDocument/2006/customXml" ds:itemID="{3D7966E0-ADD1-4717-BD60-AB50FCAFF10F}"/>
-</file>
-
-<file path=customXml/itemProps4.xml><?xml version="1.0" encoding="utf-8"?>
-<ds:datastoreItem xmlns:ds="http://schemas.openxmlformats.org/officeDocument/2006/customXml" ds:itemID="{D2EA7ACC-CD63-4823-A351-031B83A46C30}"/>
 </file>